--- a/La verdad de la milanesa Informe.docx
+++ b/La verdad de la milanesa Informe.docx
@@ -2,57 +2,20 @@
 <file path=word/document.xml><?xml version="1.0" encoding="utf-8"?>
 <w:document xmlns:wpc="http://schemas.microsoft.com/office/word/2010/wordprocessingCanvas" xmlns:cx="http://schemas.microsoft.com/office/drawing/2014/chartex" xmlns:cx1="http://schemas.microsoft.com/office/drawing/2015/9/8/chartex" xmlns:cx2="http://schemas.microsoft.com/office/drawing/2015/10/21/chartex" xmlns:cx3="http://schemas.microsoft.com/office/drawing/2016/5/9/chartex" xmlns:cx4="http://schemas.microsoft.com/office/drawing/2016/5/10/chartex" xmlns:cx5="http://schemas.microsoft.com/office/drawing/2016/5/11/chartex" xmlns:cx6="http://schemas.microsoft.com/office/drawing/2016/5/12/chartex" xmlns:cx7="http://schemas.microsoft.com/office/drawing/2016/5/13/chartex" xmlns:cx8="http://schemas.microsoft.com/office/drawing/2016/5/14/chartex" xmlns:mc="http://schemas.openxmlformats.org/markup-compatibility/2006" xmlns:aink="http://schemas.microsoft.com/office/drawing/2016/ink" xmlns:am3d="http://schemas.microsoft.com/office/drawing/2017/model3d" xmlns:o="urn:schemas-microsoft-com:office:office" xmlns:oel="http://schemas.microsoft.com/office/2019/extlst" xmlns:r="http://schemas.openxmlformats.org/officeDocument/2006/relationships" xmlns:m="http://schemas.openxmlformats.org/officeDocument/2006/math" xmlns:v="urn:schemas-microsoft-com:vml" xmlns:wp14="http://schemas.microsoft.com/office/word/2010/wordprocessingDrawing" xmlns:wp="http://schemas.openxmlformats.org/drawingml/2006/wordprocessingDrawing" xmlns:w10="urn:schemas-microsoft-com:office:word" xmlns:w="http://schemas.openxmlformats.org/wordprocessingml/2006/main" xmlns:w14="http://schemas.microsoft.com/office/word/2010/wordml" xmlns:w15="http://schemas.microsoft.com/office/word/2012/wordml" xmlns:w16cex="http://schemas.microsoft.com/office/word/2018/wordml/cex" xmlns:w16cid="http://schemas.microsoft.com/office/word/2016/wordml/cid" xmlns:w16="http://schemas.microsoft.com/office/word/2018/wordml" xmlns:w16du="http://schemas.microsoft.com/office/word/2023/wordml/word16du" xmlns:w16sdtdh="http://schemas.microsoft.com/office/word/2020/wordml/sdtdatahash" xmlns:w16sdtfl="http://schemas.microsoft.com/office/word/2024/wordml/sdtformatlock" xmlns:w16se="http://schemas.microsoft.com/office/word/2015/wordml/symex" xmlns:wpg="http://schemas.microsoft.com/office/word/2010/wordprocessingGroup" xmlns:wpi="http://schemas.microsoft.com/office/word/2010/wordprocessingInk" xmlns:wne="http://schemas.microsoft.com/office/word/2006/wordml" xmlns:wps="http://schemas.microsoft.com/office/word/2010/wordprocessingShape" xmlns:a="http://schemas.openxmlformats.org/drawingml/2006/main" xmlns:pic="http://schemas.openxmlformats.org/drawingml/2006/picture" xmlns:a14="http://schemas.microsoft.com/office/drawing/2010/main" mc:Ignorable="w14 w15 w16se w16cid w16 w16cex w16sdtdh w16sdtfl w16du wp14">
   <w:body>
-    <w:p>
+    <w:p w14:noSpellErr="1">
       <w:pPr>
         <w:pStyle w:val="Normal"/>
         <w:suppressLineNumbers w:val="0"/>
-        <w:bidi w:val="0"/>
         <w:spacing w:before="0" w:beforeAutospacing="off" w:after="160" w:afterAutospacing="off" w:line="278" w:lineRule="auto"/>
         <w:ind w:left="0" w:right="0"/>
-        <w:jc w:val="center"/>
-        <w:rPr>
-          <w:lang w:val="es-ES"/>
-        </w:rPr>
-      </w:pPr>
-      <w:r>
-        <w:rPr>
-          <w:rFonts w:ascii="Calisto MT" w:hAnsi="Calisto MT"/>
-          <w:b w:val="1"/>
-          <w:bCs w:val="1"/>
-          <w:sz w:val="48"/>
-          <w:szCs w:val="48"/>
-          <w:lang w:val="es-MX"/>
-        </w:rPr>
-        <w:t xml:space="preserve">La </w:t>
-      </w:r>
-      <w:r>
-        <w:rPr>
-          <w:rFonts w:ascii="Calisto MT" w:hAnsi="Calisto MT"/>
-          <w:b w:val="1"/>
-          <w:bCs w:val="1"/>
-          <w:sz w:val="48"/>
-          <w:szCs w:val="48"/>
-          <w:lang w:val="es-MX"/>
-        </w:rPr>
-        <w:t xml:space="preserve">verdad </w:t>
-      </w:r>
-      <w:r>
-        <w:rPr>
-          <w:rFonts w:ascii="Calisto MT" w:hAnsi="Calisto MT"/>
-          <w:b w:val="1"/>
-          <w:bCs w:val="1"/>
-          <w:sz w:val="48"/>
-          <w:szCs w:val="48"/>
-          <w:lang w:val="es-MX"/>
-        </w:rPr>
-        <w:t>de la milanesa</w:t>
-      </w:r>
+        <w:jc w:val="left"/>
+      </w:pPr>
       <w:r>
         <w:drawing>
-          <wp:inline wp14:editId="451F7983" wp14:anchorId="0FE2861B">
+          <wp:inline wp14:editId="1D2A8475" wp14:anchorId="0FE2861B">
             <wp:extent cx="5400675" cy="3600450"/>
             <wp:effectExtent l="0" t="0" r="0" b="0"/>
-            <wp:docPr id="974700577" name="drawing"/>
+            <wp:docPr id="974700577" name="drawing" descr=""/>
             <wp:cNvGraphicFramePr>
               <a:graphicFrameLocks noChangeAspect="1"/>
             </wp:cNvGraphicFramePr>
@@ -91,205 +54,640 @@
         </w:drawing>
       </w:r>
     </w:p>
-    <w:p w14:noSpellErr="1">
-      <w:pPr>
-        <w:jc w:val="center"/>
-        <w:rPr>
-          <w:lang w:val="es-ES"/>
-        </w:rPr>
-      </w:pPr>
-      <w:r>
-        <w:rPr>
-          <w:rFonts w:ascii="Bahnschrift SemiBold Condensed" w:hAnsi="Bahnschrift SemiBold Condensed" w:eastAsia="Bahnschrift SemiBold Condensed" w:cs="Bahnschrift SemiBold Condensed"/>
+    <w:p>
+      <w:pPr>
+        <w:pStyle w:val="Normal"/>
+        <w:suppressLineNumbers w:val="0"/>
+        <w:bidi w:val="0"/>
+        <w:spacing w:before="0" w:beforeAutospacing="off" w:after="160" w:afterAutospacing="off" w:line="278" w:lineRule="auto"/>
+        <w:ind w:left="0" w:right="0"/>
+        <w:jc w:val="left"/>
+      </w:pPr>
+      <w:r>
+        <w:rPr>
+          <w:rFonts w:ascii="Calibri" w:hAnsi="Calibri" w:eastAsia="Calibri" w:cs="Calibri"/>
+          <w:b w:val="0"/>
+          <w:bCs w:val="0"/>
+          <w:i w:val="1"/>
+          <w:iCs w:val="1"/>
+          <w:lang w:val="es-MX"/>
+        </w:rPr>
+        <w:t>“</w:t>
+      </w:r>
+      <w:r>
+        <w:rPr>
+          <w:rFonts w:ascii="Calibri" w:hAnsi="Calibri" w:eastAsia="Calibri" w:cs="Calibri"/>
+          <w:b w:val="0"/>
+          <w:bCs w:val="0"/>
+          <w:i w:val="1"/>
+          <w:iCs w:val="1"/>
           <w:lang w:val="es-MX"/>
         </w:rPr>
         <w:t>La Verdad de la Milanesa</w:t>
       </w:r>
       <w:r>
         <w:rPr>
-          <w:lang w:val="es-MX"/>
-        </w:rPr>
-        <w:t xml:space="preserve"> es l</w:t>
-      </w:r>
-      <w:r>
-        <w:rPr>
-          <w:lang w:val="es-MX"/>
-        </w:rPr>
-        <w:t>a historia de como una simple persona se convierte en héroe si las condiciones son las correctas.</w:t>
+          <w:rFonts w:ascii="Calibri" w:hAnsi="Calibri" w:eastAsia="Calibri" w:cs="Calibri"/>
+          <w:b w:val="0"/>
+          <w:bCs w:val="0"/>
+          <w:i w:val="1"/>
+          <w:iCs w:val="1"/>
+          <w:lang w:val="es-MX"/>
+        </w:rPr>
+        <w:t>”</w:t>
+      </w:r>
+      <w:r>
+        <w:rPr>
+          <w:rFonts w:ascii="Calibri" w:hAnsi="Calibri" w:eastAsia="Calibri" w:cs="Calibri"/>
+          <w:b w:val="0"/>
+          <w:bCs w:val="0"/>
+          <w:lang w:val="es-MX"/>
+        </w:rPr>
+        <w:t xml:space="preserve"> </w:t>
+      </w:r>
+      <w:r>
+        <w:rPr>
+          <w:rFonts w:ascii="Calibri" w:hAnsi="Calibri" w:eastAsia="Calibri" w:cs="Calibri"/>
+          <w:lang w:val="es-MX"/>
+        </w:rPr>
+        <w:t xml:space="preserve">es </w:t>
+      </w:r>
+      <w:r>
+        <w:rPr>
+          <w:rFonts w:ascii="Calibri" w:hAnsi="Calibri" w:eastAsia="Calibri" w:cs="Calibri"/>
+          <w:lang w:val="es-MX"/>
+        </w:rPr>
+        <w:t>una</w:t>
+      </w:r>
+      <w:r>
+        <w:rPr>
+          <w:rFonts w:ascii="Calibri" w:hAnsi="Calibri" w:eastAsia="Calibri" w:cs="Calibri"/>
+          <w:lang w:val="es-MX"/>
+        </w:rPr>
+        <w:t xml:space="preserve"> historia de como una simple persona se convierte en héroe si las condiciones son las correctas.</w:t>
       </w:r>
     </w:p>
     <w:p>
+      <w:r>
+        <w:br w:type="page"/>
+      </w:r>
+    </w:p>
+    <w:tbl>
+      <w:tblPr>
+        <w:tblStyle w:val="TableGrid"/>
+        <w:bidiVisual w:val="0"/>
+        <w:tblW w:w="0" w:type="auto"/>
+        <w:tblLayout w:type="fixed"/>
+        <w:tblLook w:val="06A0" w:firstRow="1" w:lastRow="0" w:firstColumn="1" w:lastColumn="0" w:noHBand="1" w:noVBand="1"/>
+      </w:tblPr>
+      <w:tblGrid>
+        <w:gridCol w:w="1950"/>
+        <w:gridCol w:w="6540"/>
+      </w:tblGrid>
+      <w:tr>
+        <w:trPr>
+          <w:trHeight w:val="300"/>
+        </w:trPr>
+        <w:tc>
+          <w:tcPr>
+            <w:tcW w:w="1950" w:type="dxa"/>
+            <w:tcBorders>
+              <w:top w:val="none" w:color="000000" w:themeColor="text1" w:sz="4"/>
+              <w:left w:val="none" w:color="000000" w:themeColor="text1" w:sz="4"/>
+              <w:bottom w:val="none" w:color="000000" w:themeColor="text1" w:sz="4"/>
+              <w:right w:val="none" w:color="000000" w:themeColor="text1" w:sz="4"/>
+            </w:tcBorders>
+            <w:tcMar/>
+          </w:tcPr>
+          <w:p>
+            <w:pPr>
+              <w:pStyle w:val="Normal"/>
+            </w:pPr>
+            <w:r>
+              <w:drawing>
+                <wp:inline wp14:editId="0724EE5A" wp14:anchorId="619C9939">
+                  <wp:extent cx="976144" cy="976144"/>
+                  <wp:effectExtent l="0" t="0" r="0" b="0"/>
+                  <wp:docPr id="1306880439" name="drawing"/>
+                  <wp:cNvGraphicFramePr>
+                    <a:graphicFrameLocks noChangeAspect="1"/>
+                  </wp:cNvGraphicFramePr>
+                  <a:graphic>
+                    <a:graphicData xmlns:a="http://schemas.openxmlformats.org/drawingml/2006/main" uri="http://schemas.openxmlformats.org/drawingml/2006/picture">
+                      <pic:pic xmlns:pic="http://schemas.openxmlformats.org/drawingml/2006/picture">
+                        <pic:nvPicPr xmlns:pic="http://schemas.openxmlformats.org/drawingml/2006/picture">
+                          <pic:cNvPr xmlns:pic="http://schemas.openxmlformats.org/drawingml/2006/picture" id="1306880439" name=""/>
+                          <pic:cNvPicPr xmlns:pic="http://schemas.openxmlformats.org/drawingml/2006/picture"/>
+                        </pic:nvPicPr>
+                        <pic:blipFill xmlns:pic="http://schemas.openxmlformats.org/drawingml/2006/picture">
+                          <a:blip xmlns:r="http://schemas.openxmlformats.org/officeDocument/2006/relationships" xmlns:a="http://schemas.openxmlformats.org/drawingml/2006/main" r:embed="rId1444627237">
+                            <a:extLst xmlns:a="http://schemas.openxmlformats.org/drawingml/2006/main">
+                              <a:ext xmlns:a="http://schemas.openxmlformats.org/drawingml/2006/main" uri="{28A0092B-C50C-407E-A947-70E740481C1C}">
+                                <a14:useLocalDpi xmlns:a14="http://schemas.microsoft.com/office/drawing/2010/main"/>
+                              </a:ext>
+                            </a:extLst>
+                          </a:blip>
+                          <a:stretch xmlns:a="http://schemas.openxmlformats.org/drawingml/2006/main">
+                            <a:fillRect xmlns:a="http://schemas.openxmlformats.org/drawingml/2006/main"/>
+                          </a:stretch>
+                        </pic:blipFill>
+                        <pic:spPr xmlns:pic="http://schemas.openxmlformats.org/drawingml/2006/picture">
+                          <a:xfrm xmlns:a="http://schemas.openxmlformats.org/drawingml/2006/main" rot="0">
+                            <a:off xmlns:a="http://schemas.openxmlformats.org/drawingml/2006/main" x="0" y="0"/>
+                            <a:ext xmlns:a="http://schemas.openxmlformats.org/drawingml/2006/main" cx="976144" cy="976144"/>
+                          </a:xfrm>
+                          <a:prstGeom xmlns:a="http://schemas.openxmlformats.org/drawingml/2006/main" prst="rect">
+                            <a:avLst xmlns:a="http://schemas.openxmlformats.org/drawingml/2006/main"/>
+                          </a:prstGeom>
+                        </pic:spPr>
+                      </pic:pic>
+                    </a:graphicData>
+                  </a:graphic>
+                </wp:inline>
+              </w:drawing>
+            </w:r>
+          </w:p>
+        </w:tc>
+        <w:tc>
+          <w:tcPr>
+            <w:tcW w:w="6540" w:type="dxa"/>
+            <w:tcBorders>
+              <w:top w:val="none" w:color="000000" w:themeColor="text1" w:sz="4"/>
+              <w:left w:val="none" w:color="000000" w:themeColor="text1" w:sz="4"/>
+              <w:bottom w:val="none" w:color="000000" w:themeColor="text1" w:sz="4"/>
+              <w:right w:val="none" w:color="000000" w:themeColor="text1" w:sz="4"/>
+            </w:tcBorders>
+            <w:tcMar/>
+          </w:tcPr>
+          <w:p>
+            <w:pPr>
+              <w:pStyle w:val="Normal"/>
+            </w:pPr>
+          </w:p>
+          <w:p>
+            <w:pPr>
+              <w:pStyle w:val="Normal"/>
+            </w:pPr>
+            <w:r>
+              <w:rPr/>
+              <w:t>Descripción</w:t>
+            </w:r>
+            <w:r>
+              <w:rPr/>
+              <w:t xml:space="preserve"> corta de personaje</w:t>
+            </w:r>
+          </w:p>
+        </w:tc>
+      </w:tr>
+    </w:tbl>
+    <w:p>
       <w:pPr>
         <w:pStyle w:val="Normal"/>
         <w:rPr>
-          <w:lang w:val="es-ES"/>
-        </w:rPr>
-      </w:pPr>
-      <w:r>
-        <w:drawing>
-          <wp:inline wp14:editId="37C482CA" wp14:anchorId="5DA286E1">
-            <wp:extent cx="5400675" cy="3600450"/>
-            <wp:effectExtent l="0" t="0" r="0" b="0"/>
-            <wp:docPr id="836001093" name="drawing"/>
-            <wp:cNvGraphicFramePr>
-              <a:graphicFrameLocks noChangeAspect="1"/>
-            </wp:cNvGraphicFramePr>
-            <a:graphic>
-              <a:graphicData xmlns:a="http://schemas.openxmlformats.org/drawingml/2006/main" uri="http://schemas.openxmlformats.org/drawingml/2006/picture">
-                <pic:pic xmlns:pic="http://schemas.openxmlformats.org/drawingml/2006/picture">
-                  <pic:nvPicPr>
-                    <pic:cNvPr id="836001093" name=""/>
-                    <pic:cNvPicPr/>
-                  </pic:nvPicPr>
-                  <pic:blipFill>
-                    <a:blip xmlns:r="http://schemas.openxmlformats.org/officeDocument/2006/relationships" r:embed="rId1444559979">
-                      <a:extLst>
-                        <a:ext xmlns:a="http://schemas.openxmlformats.org/drawingml/2006/main" uri="{28A0092B-C50C-407E-A947-70E740481C1C}">
-                          <a14:useLocalDpi xmlns:a14="http://schemas.microsoft.com/office/drawing/2010/main" val="0"/>
-                        </a:ext>
-                      </a:extLst>
-                    </a:blip>
-                    <a:stretch>
-                      <a:fillRect/>
-                    </a:stretch>
-                  </pic:blipFill>
-                  <pic:spPr>
-                    <a:xfrm>
-                      <a:off x="0" y="0"/>
-                      <a:ext cx="5400675" cy="3600450"/>
-                    </a:xfrm>
-                    <a:prstGeom prst="rect">
-                      <a:avLst/>
-                    </a:prstGeom>
-                  </pic:spPr>
-                </pic:pic>
-              </a:graphicData>
-            </a:graphic>
-          </wp:inline>
-        </w:drawing>
-      </w:r>
+          <w:rFonts w:ascii="Calibri" w:hAnsi="Calibri" w:eastAsia="Calibri" w:cs="Calibri"/>
+          <w:lang w:val="es-MX"/>
+        </w:rPr>
+      </w:pPr>
     </w:p>
+    <w:tbl>
+      <w:tblPr>
+        <w:tblStyle w:val="TableGrid"/>
+        <w:tblW w:w="0" w:type="auto"/>
+        <w:tblLayout w:type="fixed"/>
+        <w:tblLook w:val="06A0" w:firstRow="1" w:lastRow="0" w:firstColumn="1" w:lastColumn="0" w:noHBand="1" w:noVBand="1"/>
+      </w:tblPr>
+      <w:tblGrid>
+        <w:gridCol w:w="1980"/>
+        <w:gridCol w:w="6510"/>
+      </w:tblGrid>
+      <w:tr>
+        <w:trPr>
+          <w:trHeight w:val="300"/>
+        </w:trPr>
+        <w:tc>
+          <w:tcPr>
+            <w:tcW w:w="1980" w:type="dxa"/>
+            <w:tcBorders>
+              <w:top w:val="none" w:color="000000" w:themeColor="text1" w:sz="4"/>
+              <w:left w:val="none" w:color="000000" w:themeColor="text1" w:sz="4"/>
+              <w:bottom w:val="none" w:color="000000" w:themeColor="text1" w:sz="4"/>
+              <w:right w:val="none" w:color="000000" w:themeColor="text1" w:sz="4"/>
+            </w:tcBorders>
+            <w:tcMar/>
+          </w:tcPr>
+          <w:p>
+            <w:pPr>
+              <w:pStyle w:val="Normal"/>
+              <w:rPr>
+                <w:rFonts w:ascii="Calibri" w:hAnsi="Calibri" w:eastAsia="Calibri" w:cs="Calibri"/>
+                <w:lang w:val="es-MX"/>
+              </w:rPr>
+            </w:pPr>
+            <w:r>
+              <w:drawing>
+                <wp:inline wp14:editId="4145EF99" wp14:anchorId="5E2237E6">
+                  <wp:extent cx="955609" cy="1019318"/>
+                  <wp:effectExtent l="0" t="0" r="0" b="0"/>
+                  <wp:docPr id="1832932688" name="drawing"/>
+                  <wp:cNvGraphicFramePr>
+                    <a:graphicFrameLocks noChangeAspect="1"/>
+                  </wp:cNvGraphicFramePr>
+                  <a:graphic>
+                    <a:graphicData xmlns:a="http://schemas.openxmlformats.org/drawingml/2006/main" uri="http://schemas.openxmlformats.org/drawingml/2006/picture">
+                      <pic:pic xmlns:pic="http://schemas.openxmlformats.org/drawingml/2006/picture">
+                        <pic:nvPicPr xmlns:pic="http://schemas.openxmlformats.org/drawingml/2006/picture">
+                          <pic:cNvPr xmlns:pic="http://schemas.openxmlformats.org/drawingml/2006/picture" id="1832932688" name=""/>
+                          <pic:cNvPicPr xmlns:pic="http://schemas.openxmlformats.org/drawingml/2006/picture"/>
+                        </pic:nvPicPr>
+                        <pic:blipFill xmlns:pic="http://schemas.openxmlformats.org/drawingml/2006/picture">
+                          <a:blip xmlns:r="http://schemas.openxmlformats.org/officeDocument/2006/relationships" xmlns:a="http://schemas.openxmlformats.org/drawingml/2006/main" r:embed="rId1772084685">
+                            <a:extLst xmlns:a="http://schemas.openxmlformats.org/drawingml/2006/main">
+                              <a:ext xmlns:a="http://schemas.openxmlformats.org/drawingml/2006/main" uri="{28A0092B-C50C-407E-A947-70E740481C1C}">
+                                <a14:useLocalDpi xmlns:a14="http://schemas.microsoft.com/office/drawing/2010/main"/>
+                              </a:ext>
+                            </a:extLst>
+                          </a:blip>
+                          <a:stretch xmlns:a="http://schemas.openxmlformats.org/drawingml/2006/main">
+                            <a:fillRect xmlns:a="http://schemas.openxmlformats.org/drawingml/2006/main"/>
+                          </a:stretch>
+                        </pic:blipFill>
+                        <pic:spPr xmlns:pic="http://schemas.openxmlformats.org/drawingml/2006/picture">
+                          <a:xfrm xmlns:a="http://schemas.openxmlformats.org/drawingml/2006/main" rot="0">
+                            <a:off xmlns:a="http://schemas.openxmlformats.org/drawingml/2006/main" x="0" y="0"/>
+                            <a:ext xmlns:a="http://schemas.openxmlformats.org/drawingml/2006/main" cx="955609" cy="1019318"/>
+                          </a:xfrm>
+                          <a:prstGeom xmlns:a="http://schemas.openxmlformats.org/drawingml/2006/main" prst="rect">
+                            <a:avLst xmlns:a="http://schemas.openxmlformats.org/drawingml/2006/main"/>
+                          </a:prstGeom>
+                        </pic:spPr>
+                      </pic:pic>
+                    </a:graphicData>
+                  </a:graphic>
+                </wp:inline>
+              </w:drawing>
+            </w:r>
+          </w:p>
+        </w:tc>
+        <w:tc>
+          <w:tcPr>
+            <w:tcW w:w="6510" w:type="dxa"/>
+            <w:tcBorders>
+              <w:top w:val="none" w:color="000000" w:themeColor="text1" w:sz="4"/>
+              <w:left w:val="none" w:color="000000" w:themeColor="text1" w:sz="4"/>
+              <w:bottom w:val="none" w:color="000000" w:themeColor="text1" w:sz="4"/>
+              <w:right w:val="none" w:color="000000" w:themeColor="text1" w:sz="4"/>
+            </w:tcBorders>
+            <w:tcMar/>
+          </w:tcPr>
+          <w:p>
+            <w:pPr>
+              <w:pStyle w:val="Normal"/>
+              <w:rPr>
+                <w:rFonts w:ascii="Calibri" w:hAnsi="Calibri" w:eastAsia="Calibri" w:cs="Calibri"/>
+                <w:lang w:val="es-MX"/>
+              </w:rPr>
+            </w:pPr>
+          </w:p>
+          <w:p>
+            <w:pPr>
+              <w:pStyle w:val="Normal"/>
+            </w:pPr>
+            <w:r>
+              <w:rPr>
+                <w:rFonts w:ascii="Calibri" w:hAnsi="Calibri" w:eastAsia="Calibri" w:cs="Calibri"/>
+                <w:lang w:val="es-MX"/>
+              </w:rPr>
+              <w:t>Descripción</w:t>
+            </w:r>
+            <w:r>
+              <w:rPr>
+                <w:rFonts w:ascii="Calibri" w:hAnsi="Calibri" w:eastAsia="Calibri" w:cs="Calibri"/>
+                <w:lang w:val="es-MX"/>
+              </w:rPr>
+              <w:t xml:space="preserve"> corta de enemigo</w:t>
+            </w:r>
+          </w:p>
+        </w:tc>
+      </w:tr>
+    </w:tbl>
     <w:p>
       <w:pPr>
         <w:pStyle w:val="Normal"/>
         <w:rPr>
-          <w:lang w:val="es-ES"/>
-        </w:rPr>
-      </w:pPr>
-      <w:r>
-        <w:rPr>
-          <w:lang w:val="es-MX"/>
-        </w:rPr>
-        <w:t xml:space="preserve">Nuestro héroe Enlace se encontraba descansando luego de un largo día de trabajo, exhausto por su labor se preparaba para disfrutar de un merecido almuerzo disfrutando de la tranquilidad de los bosques de </w:t>
-      </w:r>
-      <w:r>
-        <w:rPr>
-          <w:lang w:val="es-MX"/>
-        </w:rPr>
-        <w:t>Pah-ler</w:t>
-      </w:r>
-      <w:r>
-        <w:rPr>
-          <w:lang w:val="es-MX"/>
-        </w:rPr>
-        <w:t xml:space="preserve"> Mu.</w:t>
-      </w:r>
-    </w:p>
-    <w:p>
-      <w:pPr>
-        <w:rPr>
-          <w:lang w:val="es-MX"/>
-        </w:rPr>
-      </w:pPr>
-      <w:r>
-        <w:rPr>
-          <w:lang w:val="es-MX"/>
-        </w:rPr>
-        <w:t>Tal merecida tranquilidad lo llevo un estado que no le permitió tomar su primer bocado, su cansancio era tal que se durmió ahí mismo. El creía que iba a estar poco tiempo y luego se retiraría, sabiendo que en ese lugar tan bello en el que se encontraba a medida que cae la noche se convierte en un ambiente de riesgo, no siendo tan tarde en el día creía que no le iba a ocurrir nada.</w:t>
-      </w:r>
-    </w:p>
-    <w:p>
-      <w:pPr>
-        <w:rPr>
-          <w:lang w:val="es-MX"/>
-        </w:rPr>
-      </w:pPr>
-      <w:r>
-        <w:rPr>
-          <w:lang w:val="es-MX"/>
-        </w:rPr>
-        <w:t>Una banda de goblins transformista se posicionan en ese lugar lejos de la vista de las leyes y la decencia. Comandados por el transformista mayor, un orco lleno de arrogancia y avaricia que los envía a robar, a engañar a los más incrédulos y a aprovecharse de los inocentes.</w:t>
-      </w:r>
+          <w:rFonts w:ascii="Calibri" w:hAnsi="Calibri" w:eastAsia="Calibri" w:cs="Calibri"/>
+          <w:lang w:val="es-MX"/>
+        </w:rPr>
+      </w:pPr>
     </w:p>
     <w:p w14:noSpellErr="1">
-      <w:pPr/>
-      <w:r>
-        <w:rPr>
+      <w:pPr>
+        <w:pStyle w:val="Normal"/>
+        <w:rPr>
+          <w:rFonts w:ascii="Calibri" w:hAnsi="Calibri" w:eastAsia="Calibri" w:cs="Calibri"/>
+          <w:lang w:val="es-MX"/>
+        </w:rPr>
+      </w:pPr>
+      <w:r>
+        <w:rPr>
+          <w:rFonts w:ascii="Calibri" w:hAnsi="Calibri" w:eastAsia="Calibri" w:cs="Calibri"/>
+          <w:lang w:val="es-MX"/>
+        </w:rPr>
+        <w:t>En esta historia, n</w:t>
+      </w:r>
+      <w:r>
+        <w:rPr>
+          <w:rFonts w:ascii="Calibri" w:hAnsi="Calibri" w:eastAsia="Calibri" w:cs="Calibri"/>
+          <w:lang w:val="es-MX"/>
+        </w:rPr>
+        <w:t xml:space="preserve">uestro héroe </w:t>
+      </w:r>
+      <w:r>
+        <w:rPr>
+          <w:rFonts w:ascii="Calibri" w:hAnsi="Calibri" w:eastAsia="Calibri" w:cs="Calibri"/>
+          <w:lang w:val="es-MX"/>
+        </w:rPr>
+        <w:t>“</w:t>
+      </w:r>
+      <w:r>
+        <w:rPr>
+          <w:rFonts w:ascii="Calibri" w:hAnsi="Calibri" w:eastAsia="Calibri" w:cs="Calibri"/>
+          <w:i w:val="1"/>
+          <w:iCs w:val="1"/>
+          <w:lang w:val="es-MX"/>
+        </w:rPr>
+        <w:t>Enlace</w:t>
+      </w:r>
+      <w:r>
+        <w:rPr>
+          <w:rFonts w:ascii="Calibri" w:hAnsi="Calibri" w:eastAsia="Calibri" w:cs="Calibri"/>
+          <w:lang w:val="es-MX"/>
+        </w:rPr>
+        <w:t>”</w:t>
+      </w:r>
+      <w:r>
+        <w:rPr>
+          <w:rFonts w:ascii="Calibri" w:hAnsi="Calibri" w:eastAsia="Calibri" w:cs="Calibri"/>
+          <w:lang w:val="es-MX"/>
+        </w:rPr>
+        <w:t xml:space="preserve"> se encontraba descansando luego de un largo día de trabajo, exhausto por su labor se preparaba para disfrutar de un merecido almuerzo disfrutando de la tranquilidad de los bosques de </w:t>
+      </w:r>
+      <w:r>
+        <w:rPr>
+          <w:rFonts w:ascii="Calibri" w:hAnsi="Calibri" w:eastAsia="Calibri" w:cs="Calibri"/>
+          <w:lang w:val="es-MX"/>
+        </w:rPr>
+        <w:t>“</w:t>
+      </w:r>
+      <w:r>
+        <w:rPr>
+          <w:rFonts w:ascii="Calibri" w:hAnsi="Calibri" w:eastAsia="Calibri" w:cs="Calibri"/>
+          <w:i w:val="1"/>
+          <w:iCs w:val="1"/>
+          <w:lang w:val="es-MX"/>
+        </w:rPr>
+        <w:t>Pah-ler</w:t>
+      </w:r>
+      <w:r>
+        <w:rPr>
+          <w:rFonts w:ascii="Calibri" w:hAnsi="Calibri" w:eastAsia="Calibri" w:cs="Calibri"/>
+          <w:i w:val="1"/>
+          <w:iCs w:val="1"/>
+          <w:lang w:val="es-MX"/>
+        </w:rPr>
+        <w:t xml:space="preserve"> Mu</w:t>
+      </w:r>
+      <w:r>
+        <w:rPr>
+          <w:rFonts w:ascii="Calibri" w:hAnsi="Calibri" w:eastAsia="Calibri" w:cs="Calibri"/>
+          <w:lang w:val="es-MX"/>
+        </w:rPr>
+        <w:t>”</w:t>
+      </w:r>
+      <w:r>
+        <w:rPr>
+          <w:rFonts w:ascii="Calibri" w:hAnsi="Calibri" w:eastAsia="Calibri" w:cs="Calibri"/>
+          <w:lang w:val="es-MX"/>
+        </w:rPr>
+        <w:t>.</w:t>
+      </w:r>
+    </w:p>
+    <w:p w14:noSpellErr="1">
+      <w:pPr>
+        <w:rPr>
+          <w:rFonts w:ascii="Calibri" w:hAnsi="Calibri" w:eastAsia="Calibri" w:cs="Calibri"/>
+          <w:lang w:val="es-MX"/>
+        </w:rPr>
+      </w:pPr>
+      <w:r>
+        <w:rPr>
+          <w:rFonts w:ascii="Calibri" w:hAnsi="Calibri" w:eastAsia="Calibri" w:cs="Calibri"/>
+          <w:lang w:val="es-MX"/>
+        </w:rPr>
+        <w:t xml:space="preserve">Tal merecida tranquilidad lo llevo un estado que no le permitió tomar su primer bocado, su cansancio era tal que se durmió ahí mismo. </w:t>
+      </w:r>
+      <w:r>
+        <w:rPr>
+          <w:rFonts w:ascii="Calibri" w:hAnsi="Calibri" w:eastAsia="Calibri" w:cs="Calibri"/>
+          <w:lang w:val="es-MX"/>
+        </w:rPr>
+        <w:t>El creía que iba a estar poco tiempo y luego se retiraría, sabiendo que en ese lugar tan bello en el que se encontraba a medida que cae la noche se convierte en un ambiente de riesgo, no siendo tan tarde en el día creía que no le iba a ocurrir nada.</w:t>
+      </w:r>
+    </w:p>
+    <w:p w14:noSpellErr="1">
+      <w:pPr>
+        <w:ind w:firstLine="708"/>
+        <w:rPr>
+          <w:rFonts w:ascii="Calibri" w:hAnsi="Calibri" w:eastAsia="Calibri" w:cs="Calibri"/>
+          <w:lang w:val="es-MX"/>
+        </w:rPr>
+      </w:pPr>
+      <w:r>
+        <w:rPr>
+          <w:rFonts w:ascii="Calibri" w:hAnsi="Calibri" w:eastAsia="Calibri" w:cs="Calibri"/>
+          <w:lang w:val="es-MX"/>
+        </w:rPr>
+        <w:t xml:space="preserve">Una banda de </w:t>
+      </w:r>
+      <w:r>
+        <w:rPr>
+          <w:rFonts w:ascii="Calibri" w:hAnsi="Calibri" w:eastAsia="Calibri" w:cs="Calibri"/>
+          <w:lang w:val="es-MX"/>
+        </w:rPr>
+        <w:t>goblins</w:t>
+      </w:r>
+      <w:r>
+        <w:rPr>
+          <w:rFonts w:ascii="Calibri" w:hAnsi="Calibri" w:eastAsia="Calibri" w:cs="Calibri"/>
+          <w:lang w:val="es-MX"/>
+        </w:rPr>
+        <w:t xml:space="preserve"> transformista se posicionan en ese lugar lejos de la vista de las leyes y la decencia. Comandados por el transformista mayor, un orco lleno de arrogancia y avaricia que los envía a robar</w:t>
+      </w:r>
+      <w:r>
+        <w:rPr>
+          <w:rFonts w:ascii="Calibri" w:hAnsi="Calibri" w:eastAsia="Calibri" w:cs="Calibri"/>
+          <w:lang w:val="es-MX"/>
+        </w:rPr>
+        <w:t xml:space="preserve"> y </w:t>
+      </w:r>
+      <w:r>
+        <w:rPr>
+          <w:rFonts w:ascii="Calibri" w:hAnsi="Calibri" w:eastAsia="Calibri" w:cs="Calibri"/>
+          <w:lang w:val="es-MX"/>
+        </w:rPr>
+        <w:t xml:space="preserve">engañar a los más incrédulos </w:t>
+      </w:r>
+      <w:r>
+        <w:rPr>
+          <w:rFonts w:ascii="Calibri" w:hAnsi="Calibri" w:eastAsia="Calibri" w:cs="Calibri"/>
+          <w:lang w:val="es-MX"/>
+        </w:rPr>
+        <w:t>para</w:t>
+      </w:r>
+      <w:r>
+        <w:rPr>
+          <w:rFonts w:ascii="Calibri" w:hAnsi="Calibri" w:eastAsia="Calibri" w:cs="Calibri"/>
+          <w:lang w:val="es-MX"/>
+        </w:rPr>
+        <w:t xml:space="preserve"> </w:t>
+      </w:r>
+      <w:r>
+        <w:rPr>
+          <w:rFonts w:ascii="Calibri" w:hAnsi="Calibri" w:eastAsia="Calibri" w:cs="Calibri"/>
+          <w:lang w:val="es-MX"/>
+        </w:rPr>
+        <w:t xml:space="preserve">aprovecharse de </w:t>
+      </w:r>
+      <w:r>
+        <w:rPr>
+          <w:rFonts w:ascii="Calibri" w:hAnsi="Calibri" w:eastAsia="Calibri" w:cs="Calibri"/>
+          <w:lang w:val="es-MX"/>
+        </w:rPr>
+        <w:t>ellos</w:t>
+      </w:r>
+      <w:r>
+        <w:rPr>
+          <w:rFonts w:ascii="Calibri" w:hAnsi="Calibri" w:eastAsia="Calibri" w:cs="Calibri"/>
+          <w:lang w:val="es-MX"/>
+        </w:rPr>
+        <w:t>.</w:t>
+      </w:r>
+    </w:p>
+    <w:p w14:noSpellErr="1">
+      <w:pPr>
+        <w:rPr>
+          <w:rFonts w:ascii="Calibri" w:hAnsi="Calibri" w:eastAsia="Calibri" w:cs="Calibri"/>
+          <w:lang w:val="es-MX"/>
+        </w:rPr>
+      </w:pPr>
+      <w:r>
+        <w:rPr>
+          <w:rFonts w:ascii="Calibri" w:hAnsi="Calibri" w:eastAsia="Calibri" w:cs="Calibri"/>
           <w:lang w:val="es-MX"/>
         </w:rPr>
         <w:t xml:space="preserve">Tras un despertar abrupto a manos de los </w:t>
       </w:r>
       <w:r>
         <w:rPr>
+          <w:rFonts w:ascii="Calibri" w:hAnsi="Calibri" w:eastAsia="Calibri" w:cs="Calibri"/>
           <w:lang w:val="es-MX"/>
         </w:rPr>
         <w:t>goblins</w:t>
       </w:r>
       <w:r>
         <w:rPr>
-          <w:lang w:val="es-MX"/>
-        </w:rPr>
-        <w:t xml:space="preserve"> que se aprovechaban de la situación el héroe Enlace se da cuenta que le faltan sus pertenencias, entre </w:t>
-      </w:r>
-      <w:r>
-        <w:rPr>
+          <w:rFonts w:ascii="Calibri" w:hAnsi="Calibri" w:eastAsia="Calibri" w:cs="Calibri"/>
+          <w:lang w:val="es-MX"/>
+        </w:rPr>
+        <w:t xml:space="preserve"> que se aprovechaban de la situación</w:t>
+      </w:r>
+      <w:r>
+        <w:rPr>
+          <w:rFonts w:ascii="Calibri" w:hAnsi="Calibri" w:eastAsia="Calibri" w:cs="Calibri"/>
+          <w:lang w:val="es-MX"/>
+        </w:rPr>
+        <w:t>,</w:t>
+      </w:r>
+      <w:r>
+        <w:rPr>
+          <w:rFonts w:ascii="Calibri" w:hAnsi="Calibri" w:eastAsia="Calibri" w:cs="Calibri"/>
+          <w:lang w:val="es-MX"/>
+        </w:rPr>
+        <w:t xml:space="preserve"> el héroe</w:t>
+      </w:r>
+      <w:r>
+        <w:rPr>
+          <w:rFonts w:ascii="Calibri" w:hAnsi="Calibri" w:eastAsia="Calibri" w:cs="Calibri"/>
+          <w:lang w:val="es-MX"/>
+        </w:rPr>
+        <w:t xml:space="preserve"> </w:t>
+      </w:r>
+      <w:r>
+        <w:rPr>
+          <w:rFonts w:ascii="Calibri" w:hAnsi="Calibri" w:eastAsia="Calibri" w:cs="Calibri"/>
+          <w:lang w:val="es-MX"/>
+        </w:rPr>
+        <w:t xml:space="preserve">se da cuenta que le faltan sus pertenencias, entre </w:t>
+      </w:r>
+      <w:r>
+        <w:rPr>
+          <w:rFonts w:ascii="Calibri" w:hAnsi="Calibri" w:eastAsia="Calibri" w:cs="Calibri"/>
           <w:lang w:val="es-MX"/>
         </w:rPr>
         <w:t>ellas se</w:t>
       </w:r>
       <w:r>
         <w:rPr>
+          <w:rFonts w:ascii="Calibri" w:hAnsi="Calibri" w:eastAsia="Calibri" w:cs="Calibri"/>
           <w:lang w:val="es-MX"/>
         </w:rPr>
         <w:t xml:space="preserve"> encontraba su bolsa con el dinero de su jornada laboral, sus identificaciones personales y lo </w:t>
       </w:r>
       <w:r>
         <w:rPr>
+          <w:rFonts w:ascii="Calibri" w:hAnsi="Calibri" w:eastAsia="Calibri" w:cs="Calibri"/>
           <w:lang w:val="es-MX"/>
         </w:rPr>
         <w:t>más</w:t>
       </w:r>
       <w:r>
         <w:rPr>
+          <w:rFonts w:ascii="Calibri" w:hAnsi="Calibri" w:eastAsia="Calibri" w:cs="Calibri"/>
           <w:lang w:val="es-MX"/>
         </w:rPr>
         <w:t xml:space="preserve"> importante para </w:t>
       </w:r>
       <w:r>
         <w:rPr>
+          <w:rFonts w:ascii="Calibri" w:hAnsi="Calibri" w:eastAsia="Calibri" w:cs="Calibri"/>
           <w:lang w:val="es-MX"/>
         </w:rPr>
         <w:t>él</w:t>
       </w:r>
       <w:r>
         <w:rPr>
+          <w:rFonts w:ascii="Calibri" w:hAnsi="Calibri" w:eastAsia="Calibri" w:cs="Calibri"/>
           <w:lang w:val="es-MX"/>
         </w:rPr>
         <w:t>, su comida.</w:t>
       </w:r>
     </w:p>
-    <w:p>
-      <w:pPr/>
-      <w:r>
-        <w:rPr>
+    <w:p w14:noSpellErr="1">
+      <w:pPr>
+        <w:rPr>
+          <w:rFonts w:ascii="Calibri" w:hAnsi="Calibri" w:eastAsia="Calibri" w:cs="Calibri"/>
+        </w:rPr>
+      </w:pPr>
+      <w:r>
+        <w:rPr>
+          <w:rFonts w:ascii="Calibri" w:hAnsi="Calibri" w:eastAsia="Calibri" w:cs="Calibri"/>
           <w:lang w:val="es-MX"/>
         </w:rPr>
         <w:t xml:space="preserve"> </w:t>
       </w:r>
       <w:r>
         <w:drawing>
-          <wp:inline wp14:editId="520C3421" wp14:anchorId="0C4013DD">
-            <wp:extent cx="5400675" cy="2933700"/>
+          <wp:inline wp14:editId="647B0745" wp14:anchorId="0C4013DD">
+            <wp:extent cx="5400675" cy="2886075"/>
             <wp:effectExtent l="0" t="0" r="0" b="0"/>
             <wp:docPr id="1561272520" name="drawing"/>
             <wp:cNvGraphicFramePr>
@@ -305,8 +703,8 @@
                   <pic:blipFill>
                     <a:blip xmlns:r="http://schemas.openxmlformats.org/officeDocument/2006/relationships" r:embed="rId796219737">
                       <a:extLst>
-                        <a:ext xmlns:a="http://schemas.openxmlformats.org/drawingml/2006/main" uri="{28A0092B-C50C-407E-A947-70E740481C1C}">
-                          <a14:useLocalDpi xmlns:a14="http://schemas.microsoft.com/office/drawing/2010/main" val="0"/>
+                        <a:ext uri="{28A0092B-C50C-407E-A947-70E740481C1C}">
+                          <a14:useLocalDpi xmlns:a14="http://schemas.microsoft.com/office/drawing/2010/main"/>
                         </a:ext>
                       </a:extLst>
                     </a:blip>
@@ -315,9 +713,9 @@
                     </a:stretch>
                   </pic:blipFill>
                   <pic:spPr>
-                    <a:xfrm>
+                    <a:xfrm rot="0">
                       <a:off x="0" y="0"/>
-                      <a:ext cx="5400675" cy="2933700"/>
+                      <a:ext cx="5400675" cy="2886075"/>
                     </a:xfrm>
                     <a:prstGeom prst="rect">
                       <a:avLst/>
@@ -330,52 +728,257 @@
         </w:drawing>
       </w:r>
     </w:p>
-    <w:p>
-      <w:r>
-        <w:t>Tu objetivo será ayudar a Enlace a recuperar todo lo que los goblins transformistas le arrebataron mientras dormía</w:t>
-      </w:r>
-      <w:r>
+    <w:p w14:noSpellErr="1">
+      <w:pPr>
+        <w:pStyle w:val="Normal"/>
+        <w:rPr>
+          <w:rFonts w:ascii="Calibri" w:hAnsi="Calibri" w:eastAsia="Calibri" w:cs="Calibri"/>
+        </w:rPr>
+      </w:pPr>
+      <w:r>
+        <w:rPr>
+          <w:rFonts w:ascii="Calibri" w:hAnsi="Calibri" w:eastAsia="Calibri" w:cs="Calibri"/>
+          <w:b w:val="1"/>
+          <w:bCs w:val="1"/>
+          <w:sz w:val="36"/>
+          <w:szCs w:val="36"/>
+          <w:lang w:val="es-ES"/>
+        </w:rPr>
+        <w:t>Controles</w:t>
+      </w:r>
+      <w:r>
+        <w:br/>
+      </w:r>
+      <w:r>
+        <w:rPr>
+          <w:rFonts w:ascii="Calibri" w:hAnsi="Calibri" w:eastAsia="Calibri" w:cs="Calibri"/>
+        </w:rPr>
+        <w:t>Los controles son</w:t>
+      </w:r>
+      <w:r>
+        <w:rPr>
+          <w:rFonts w:ascii="Calibri" w:hAnsi="Calibri" w:eastAsia="Calibri" w:cs="Calibri"/>
+        </w:rPr>
+        <w:t xml:space="preserve"> </w:t>
+      </w:r>
+      <w:r>
+        <w:rPr>
+          <w:rFonts w:ascii="Calibri" w:hAnsi="Calibri" w:eastAsia="Calibri" w:cs="Calibri"/>
+        </w:rPr>
+        <w:t>“W, A, S, D.” para moverse en el mapa</w:t>
+      </w:r>
+      <w:r>
+        <w:rPr>
+          <w:rFonts w:ascii="Calibri" w:hAnsi="Calibri" w:eastAsia="Calibri" w:cs="Calibri"/>
+        </w:rPr>
         <w:t>.</w:t>
       </w:r>
       <w:r>
-        <w:br/>
-      </w:r>
-      <w:r>
-        <w:t>Deberás guiarlo a través de los bosques de Pah-ler Mu, enfrentando enemigos disfrazados, trampas engañosas y senderos llenos de peligro.</w:t>
+        <w:drawing>
+          <wp:anchor distT="0" distB="0" distL="114300" distR="114300" simplePos="0" relativeHeight="251658240" behindDoc="0" locked="0" layoutInCell="1" allowOverlap="1" wp14:anchorId="7E998B24" wp14:editId="0E23A8A6">
+            <wp:simplePos x="0" y="0"/>
+            <wp:positionH relativeFrom="column">
+              <wp:align>left</wp:align>
+            </wp:positionH>
+            <wp:positionV relativeFrom="paragraph">
+              <wp:posOffset>0</wp:posOffset>
+            </wp:positionV>
+            <wp:extent cx="997145" cy="812772"/>
+            <wp:effectExtent l="0" t="0" r="0" b="0"/>
+            <wp:wrapSquare wrapText="bothSides"/>
+            <wp:docPr id="1553065786" name="Imagen 4" descr="Interfaz de usuario gráfica, Aplicación, Teams&#10;&#10;El contenido generado por IA puede ser incorrecto."/>
+            <wp:cNvGraphicFramePr>
+              <a:graphicFrameLocks noChangeAspect="1"/>
+            </wp:cNvGraphicFramePr>
+            <a:graphic>
+              <a:graphicData xmlns:a="http://schemas.openxmlformats.org/drawingml/2006/main" uri="http://schemas.openxmlformats.org/drawingml/2006/picture">
+                <pic:pic xmlns:pic="http://schemas.openxmlformats.org/drawingml/2006/picture">
+                  <pic:nvPicPr>
+                    <pic:cNvPr id="1101540029" name="Imagen 4" descr="Interfaz de usuario gráfica, Aplicación, Teams&#10;&#10;El contenido generado por IA puede ser incorrecto."/>
+                    <pic:cNvPicPr/>
+                  </pic:nvPicPr>
+                  <pic:blipFill>
+                    <a:blip xmlns:r="http://schemas.openxmlformats.org/officeDocument/2006/relationships" r:embed="rId4" cstate="print">
+                      <a:extLst>
+                        <a:ext uri="{28A0092B-C50C-407E-A947-70E740481C1C}">
+                          <a14:useLocalDpi xmlns:a14="http://schemas.microsoft.com/office/drawing/2010/main"/>
+                        </a:ext>
+                      </a:extLst>
+                    </a:blip>
+                    <a:stretch>
+                      <a:fillRect/>
+                    </a:stretch>
+                  </pic:blipFill>
+                  <pic:spPr>
+                    <a:xfrm rot="0">
+                      <a:off x="0" y="0"/>
+                      <a:ext cx="997145" cy="812772"/>
+                    </a:xfrm>
+                    <a:prstGeom prst="rect">
+                      <a:avLst/>
+                    </a:prstGeom>
+                  </pic:spPr>
+                </pic:pic>
+              </a:graphicData>
+            </a:graphic>
+            <wp14:sizeRelH relativeFrom="page">
+              <wp14:pctWidth>0</wp14:pctWidth>
+            </wp14:sizeRelH>
+            <wp14:sizeRelV relativeFrom="page">
+              <wp14:pctHeight>0</wp14:pctHeight>
+            </wp14:sizeRelV>
+          </wp:anchor>
+        </w:drawing>
+      </w:r>
+    </w:p>
+    <w:p w14:noSpellErr="1">
+      <w:pPr/>
+      <w:r>
+        <w:rPr>
+          <w:rFonts w:ascii="Calibri" w:hAnsi="Calibri" w:eastAsia="Calibri" w:cs="Calibri"/>
+        </w:rPr>
+        <w:t>Tu objetivo será ayudar a</w:t>
+      </w:r>
+      <w:r>
+        <w:rPr>
+          <w:rFonts w:ascii="Calibri" w:hAnsi="Calibri" w:eastAsia="Calibri" w:cs="Calibri"/>
+        </w:rPr>
+        <w:t xml:space="preserve">l </w:t>
+      </w:r>
+      <w:r>
+        <w:rPr>
+          <w:rFonts w:ascii="Calibri" w:hAnsi="Calibri" w:eastAsia="Calibri" w:cs="Calibri"/>
+        </w:rPr>
+        <w:t>héroe</w:t>
+      </w:r>
+      <w:r>
+        <w:rPr>
+          <w:rFonts w:ascii="Calibri" w:hAnsi="Calibri" w:eastAsia="Calibri" w:cs="Calibri"/>
+        </w:rPr>
+        <w:t xml:space="preserve"> </w:t>
+      </w:r>
+      <w:r>
+        <w:rPr>
+          <w:rFonts w:ascii="Calibri" w:hAnsi="Calibri" w:eastAsia="Calibri" w:cs="Calibri"/>
+        </w:rPr>
+        <w:t xml:space="preserve">a recuperar todo lo que los </w:t>
+      </w:r>
+      <w:r>
+        <w:rPr>
+          <w:rFonts w:ascii="Calibri" w:hAnsi="Calibri" w:eastAsia="Calibri" w:cs="Calibri"/>
+        </w:rPr>
+        <w:t>goblins</w:t>
+      </w:r>
+      <w:r>
+        <w:rPr>
+          <w:rFonts w:ascii="Calibri" w:hAnsi="Calibri" w:eastAsia="Calibri" w:cs="Calibri"/>
+        </w:rPr>
+        <w:t xml:space="preserve"> transformistas le arrebataron mientras dormía</w:t>
+      </w:r>
+      <w:r>
+        <w:rPr>
+          <w:rFonts w:ascii="Calibri" w:hAnsi="Calibri" w:eastAsia="Calibri" w:cs="Calibri"/>
+        </w:rPr>
+        <w:t>.</w:t>
       </w:r>
     </w:p>
     <w:p>
-      <w:r>
-        <w:t xml:space="preserve">A lo largo de la aventura, Enlace tendrá que reunir sus pertenencias perdidas: el dinero de su jornada, sus identificaciones… </w:t>
-      </w:r>
-      <w:r>
-        <w:t>y,</w:t>
-      </w:r>
-      <w:r>
-        <w:t xml:space="preserve"> sobre todo, lo más importante de todo: su comida.</w:t>
+      <w:pPr>
+        <w:rPr>
+          <w:rFonts w:ascii="Calibri" w:hAnsi="Calibri" w:eastAsia="Calibri" w:cs="Calibri"/>
+        </w:rPr>
+      </w:pPr>
+      <w:r>
+        <w:rPr>
+          <w:rFonts w:ascii="Calibri" w:hAnsi="Calibri" w:eastAsia="Calibri" w:cs="Calibri"/>
+        </w:rPr>
+        <w:t xml:space="preserve">Deberás guiarlo a través de los bosques de </w:t>
+      </w:r>
+      <w:r>
+        <w:rPr>
+          <w:rFonts w:ascii="Calibri" w:hAnsi="Calibri" w:eastAsia="Calibri" w:cs="Calibri"/>
+        </w:rPr>
+        <w:t>“</w:t>
+      </w:r>
+      <w:r>
+        <w:rPr>
+          <w:rFonts w:ascii="Calibri" w:hAnsi="Calibri" w:eastAsia="Calibri" w:cs="Calibri"/>
+          <w:i w:val="1"/>
+          <w:iCs w:val="1"/>
+        </w:rPr>
+        <w:t>Pah-ler</w:t>
+      </w:r>
+      <w:r>
+        <w:rPr>
+          <w:rFonts w:ascii="Calibri" w:hAnsi="Calibri" w:eastAsia="Calibri" w:cs="Calibri"/>
+          <w:i w:val="1"/>
+          <w:iCs w:val="1"/>
+        </w:rPr>
+        <w:t xml:space="preserve"> Mu</w:t>
+      </w:r>
+      <w:r>
+        <w:rPr>
+          <w:rFonts w:ascii="Calibri" w:hAnsi="Calibri" w:eastAsia="Calibri" w:cs="Calibri"/>
+        </w:rPr>
+        <w:t>”</w:t>
+      </w:r>
+      <w:r>
+        <w:rPr>
+          <w:rFonts w:ascii="Calibri" w:hAnsi="Calibri" w:eastAsia="Calibri" w:cs="Calibri"/>
+        </w:rPr>
+        <w:t>, enfrentando enemigos disfrazados, trampas engañosas y senderos llenos de peligro.</w:t>
       </w:r>
     </w:p>
     <w:p>
       <w:pPr>
         <w:rPr>
+          <w:rFonts w:ascii="Calibri" w:hAnsi="Calibri" w:eastAsia="Calibri" w:cs="Calibri"/>
+        </w:rPr>
+      </w:pPr>
+      <w:r>
+        <w:rPr>
+          <w:rFonts w:ascii="Calibri" w:hAnsi="Calibri" w:eastAsia="Calibri" w:cs="Calibri"/>
+        </w:rPr>
+        <w:t xml:space="preserve">A lo largo de la aventura, Enlace tendrá que reunir sus pertenencias perdidas: el dinero de su jornada, sus identificaciones… </w:t>
+      </w:r>
+      <w:r>
+        <w:rPr>
+          <w:rFonts w:ascii="Calibri" w:hAnsi="Calibri" w:eastAsia="Calibri" w:cs="Calibri"/>
+        </w:rPr>
+        <w:t>y,</w:t>
+      </w:r>
+      <w:r>
+        <w:rPr>
+          <w:rFonts w:ascii="Calibri" w:hAnsi="Calibri" w:eastAsia="Calibri" w:cs="Calibri"/>
+        </w:rPr>
+        <w:t xml:space="preserve"> sobre todo, lo más importante de todo: su comida.</w:t>
+      </w:r>
+    </w:p>
+    <w:p w14:noSpellErr="1">
+      <w:pPr>
+        <w:rPr>
+          <w:rFonts w:ascii="Calibri" w:hAnsi="Calibri" w:eastAsia="Calibri" w:cs="Calibri"/>
           <w:lang w:val="es-ES"/>
         </w:rPr>
       </w:pPr>
       <w:r>
-        <w:rPr/>
+        <w:rPr>
+          <w:rFonts w:ascii="Calibri" w:hAnsi="Calibri" w:eastAsia="Calibri" w:cs="Calibri"/>
+        </w:rPr>
         <w:t>El destino final lo llevará cara a cara contra el Orco Transformista, líder de esta banda de ladrones arrogantes. Solo al derrotarlo, Enlace podrá recuperar lo que es suyo y reclamar la más gloriosa de las recompensas: el derecho a dar ese primer y ansiado bocado.</w:t>
       </w:r>
     </w:p>
-    <w:p>
+    <w:p w14:noSpellErr="1">
       <w:pPr>
         <w:pStyle w:val="Normal"/>
         <w:rPr>
+          <w:rFonts w:ascii="Calibri" w:hAnsi="Calibri" w:eastAsia="Calibri" w:cs="Calibri"/>
           <w:lang w:val="es-ES"/>
         </w:rPr>
       </w:pPr>
       <w:r>
         <w:drawing>
-          <wp:inline wp14:editId="0F214B72" wp14:anchorId="487D000E">
+          <wp:inline wp14:editId="0514E7F6" wp14:anchorId="487D000E">
             <wp:extent cx="5400675" cy="3209925"/>
             <wp:effectExtent l="0" t="0" r="0" b="0"/>
             <wp:docPr id="2031339305" name="drawing"/>
@@ -420,42 +1023,851 @@
     <w:p w14:noSpellErr="1">
       <w:pPr>
         <w:pStyle w:val="Normal"/>
-      </w:pPr>
-      <w:r>
-        <w:rPr>
-          <w:noProof/>
-          <w:sz w:val="36"/>
-          <w:szCs w:val="36"/>
+        <w:rPr>
+          <w:rFonts w:ascii="Calibri" w:hAnsi="Calibri" w:eastAsia="Calibri" w:cs="Calibri"/>
+        </w:rPr>
+      </w:pPr>
+      <w:r>
+        <w:rPr>
+          <w:rFonts w:ascii="Calibri" w:hAnsi="Calibri" w:eastAsia="Calibri" w:cs="Calibri"/>
+        </w:rPr>
+        <w:t xml:space="preserve">En la interfaz de </w:t>
+      </w:r>
+      <w:r>
+        <w:rPr>
+          <w:rFonts w:ascii="Calibri" w:hAnsi="Calibri" w:eastAsia="Calibri" w:cs="Calibri"/>
+        </w:rPr>
+        <w:t>pelea están</w:t>
+      </w:r>
+      <w:r>
+        <w:rPr>
+          <w:rFonts w:ascii="Calibri" w:hAnsi="Calibri" w:eastAsia="Calibri" w:cs="Calibri"/>
+        </w:rPr>
+        <w:t xml:space="preserve"> las opciones Ataque, Defensa, </w:t>
+      </w:r>
+      <w:r>
+        <w:rPr>
+          <w:rFonts w:ascii="Calibri" w:hAnsi="Calibri" w:eastAsia="Calibri" w:cs="Calibri"/>
+        </w:rPr>
+        <w:t>Curación</w:t>
+      </w:r>
+      <w:r>
+        <w:rPr>
+          <w:rFonts w:ascii="Calibri" w:hAnsi="Calibri" w:eastAsia="Calibri" w:cs="Calibri"/>
+        </w:rPr>
+        <w:t xml:space="preserve"> y Hechizo.</w:t>
+      </w:r>
+    </w:p>
+    <w:p w14:noSpellErr="1">
+      <w:pPr>
+        <w:pStyle w:val="Prrafodelista"/>
+        <w:numPr>
+          <w:ilvl w:val="0"/>
+          <w:numId w:val="1"/>
+        </w:numPr>
+        <w:spacing w:before="0" w:beforeAutospacing="off" w:after="120" w:afterAutospacing="off"/>
+        <w:rPr>
+          <w:rFonts w:ascii="Calibri" w:hAnsi="Calibri" w:eastAsia="Calibri" w:cs="Calibri"/>
+          <w:sz w:val="24"/>
+          <w:szCs w:val="24"/>
+        </w:rPr>
+      </w:pPr>
+      <w:r>
+        <w:rPr>
+          <w:rFonts w:ascii="Calibri" w:hAnsi="Calibri" w:eastAsia="Calibri" w:cs="Calibri"/>
+          <w:b w:val="1"/>
+          <w:bCs w:val="1"/>
+        </w:rPr>
+        <w:t>Ataque</w:t>
+      </w:r>
+      <w:r>
+        <w:rPr>
+          <w:rFonts w:ascii="Calibri" w:hAnsi="Calibri" w:eastAsia="Calibri" w:cs="Calibri"/>
+        </w:rPr>
+        <w:t xml:space="preserve">: Daña la vida del enemigo oscilando entre 10 y ataque </w:t>
+      </w:r>
+      <w:r>
+        <w:rPr>
+          <w:rFonts w:ascii="Calibri" w:hAnsi="Calibri" w:eastAsia="Calibri" w:cs="Calibri"/>
+        </w:rPr>
+        <w:t>máximo</w:t>
+      </w:r>
+      <w:r>
+        <w:rPr>
+          <w:rFonts w:ascii="Calibri" w:hAnsi="Calibri" w:eastAsia="Calibri" w:cs="Calibri"/>
+        </w:rPr>
+        <w:t>.</w:t>
+      </w:r>
+    </w:p>
+    <w:p w14:noSpellErr="1">
+      <w:pPr>
+        <w:pStyle w:val="Prrafodelista"/>
+        <w:numPr>
+          <w:ilvl w:val="0"/>
+          <w:numId w:val="2"/>
+        </w:numPr>
+        <w:spacing w:before="0" w:beforeAutospacing="off" w:after="120" w:afterAutospacing="off"/>
+        <w:rPr>
+          <w:rFonts w:ascii="Calibri" w:hAnsi="Calibri" w:eastAsia="Calibri" w:cs="Calibri"/>
+          <w:sz w:val="24"/>
+          <w:szCs w:val="24"/>
+        </w:rPr>
+      </w:pPr>
+      <w:r>
+        <w:rPr>
+          <w:rFonts w:ascii="Calibri" w:hAnsi="Calibri" w:eastAsia="Calibri" w:cs="Calibri"/>
+          <w:b w:val="1"/>
+          <w:bCs w:val="1"/>
+        </w:rPr>
+        <w:t>Defensa</w:t>
+      </w:r>
+      <w:r>
+        <w:rPr>
+          <w:rFonts w:ascii="Calibri" w:hAnsi="Calibri" w:eastAsia="Calibri" w:cs="Calibri"/>
+        </w:rPr>
+        <w:t xml:space="preserve">: Utiliza el turno para defenderse del ataque del rival, haciendo que el daño </w:t>
+      </w:r>
+      <w:r>
+        <w:rPr>
+          <w:rFonts w:ascii="Calibri" w:hAnsi="Calibri" w:eastAsia="Calibri" w:cs="Calibri"/>
+        </w:rPr>
+        <w:t xml:space="preserve">recibido sea menor. Resta </w:t>
+      </w:r>
+      <w:r>
+        <w:rPr>
+          <w:rFonts w:ascii="Calibri" w:hAnsi="Calibri" w:eastAsia="Calibri" w:cs="Calibri"/>
+        </w:rPr>
+        <w:t>hasta</w:t>
+      </w:r>
+      <w:r>
+        <w:rPr>
+          <w:rFonts w:ascii="Calibri" w:hAnsi="Calibri" w:eastAsia="Calibri" w:cs="Calibri"/>
+        </w:rPr>
+        <w:t xml:space="preserve"> 8 puntos al daño recibido.</w:t>
+      </w:r>
+    </w:p>
+    <w:p w14:noSpellErr="1">
+      <w:pPr>
+        <w:pStyle w:val="Prrafodelista"/>
+        <w:numPr>
+          <w:ilvl w:val="0"/>
+          <w:numId w:val="3"/>
+        </w:numPr>
+        <w:spacing w:before="0" w:beforeAutospacing="off" w:after="120" w:afterAutospacing="off"/>
+        <w:rPr>
+          <w:rFonts w:ascii="Calibri" w:hAnsi="Calibri" w:eastAsia="Calibri" w:cs="Calibri"/>
+          <w:sz w:val="24"/>
+          <w:szCs w:val="24"/>
+        </w:rPr>
+      </w:pPr>
+      <w:r>
+        <w:rPr>
+          <w:rFonts w:ascii="Calibri" w:hAnsi="Calibri" w:eastAsia="Calibri" w:cs="Calibri"/>
+          <w:b w:val="1"/>
+          <w:bCs w:val="1"/>
+        </w:rPr>
+        <w:t>Curación</w:t>
+      </w:r>
+      <w:r>
+        <w:rPr>
+          <w:rFonts w:ascii="Calibri" w:hAnsi="Calibri" w:eastAsia="Calibri" w:cs="Calibri"/>
+        </w:rPr>
+        <w:t>: Utiliza 20 puntos de mana para poder recuperar 15 puntos de vida.</w:t>
+      </w:r>
+    </w:p>
+    <w:p w14:noSpellErr="1">
+      <w:pPr>
+        <w:pStyle w:val="Prrafodelista"/>
+        <w:numPr>
+          <w:ilvl w:val="0"/>
+          <w:numId w:val="4"/>
+        </w:numPr>
+        <w:spacing w:before="0" w:beforeAutospacing="off" w:after="120" w:afterAutospacing="off"/>
+        <w:rPr>
+          <w:rFonts w:ascii="Calibri" w:hAnsi="Calibri" w:eastAsia="Calibri" w:cs="Calibri"/>
+          <w:sz w:val="24"/>
+          <w:szCs w:val="24"/>
+        </w:rPr>
+      </w:pPr>
+      <w:r>
+        <w:rPr>
+          <w:rFonts w:ascii="Calibri" w:hAnsi="Calibri" w:eastAsia="Calibri" w:cs="Calibri"/>
+          <w:b w:val="1"/>
+          <w:bCs w:val="1"/>
+        </w:rPr>
+        <w:t>Hechizo</w:t>
+      </w:r>
+      <w:r>
+        <w:rPr>
+          <w:rFonts w:ascii="Calibri" w:hAnsi="Calibri" w:eastAsia="Calibri" w:cs="Calibri"/>
+        </w:rPr>
+        <w:t xml:space="preserve">: Utiliza 30 puntos de mana para infligir hasta 30% </w:t>
+      </w:r>
+      <w:r>
+        <w:rPr>
+          <w:rFonts w:ascii="Calibri" w:hAnsi="Calibri" w:eastAsia="Calibri" w:cs="Calibri"/>
+        </w:rPr>
+        <w:t>más</w:t>
+      </w:r>
+      <w:r>
+        <w:rPr>
+          <w:rFonts w:ascii="Calibri" w:hAnsi="Calibri" w:eastAsia="Calibri" w:cs="Calibri"/>
+        </w:rPr>
+        <w:t xml:space="preserve"> del daño </w:t>
+      </w:r>
+      <w:r>
+        <w:rPr>
+          <w:rFonts w:ascii="Calibri" w:hAnsi="Calibri" w:eastAsia="Calibri" w:cs="Calibri"/>
+        </w:rPr>
+        <w:t>físico</w:t>
+      </w:r>
+      <w:r>
+        <w:rPr>
+          <w:rFonts w:ascii="Calibri" w:hAnsi="Calibri" w:eastAsia="Calibri" w:cs="Calibri"/>
+        </w:rPr>
+        <w:t xml:space="preserve"> en el turno</w:t>
+      </w:r>
+      <w:r>
+        <w:rPr>
+          <w:rFonts w:ascii="Calibri" w:hAnsi="Calibri" w:eastAsia="Calibri" w:cs="Calibri"/>
+        </w:rPr>
+        <w:t>.</w:t>
+      </w:r>
+    </w:p>
+    <w:p>
+      <w:pPr>
+        <w:pStyle w:val="Normal"/>
+        <w:ind w:left="708"/>
+        <w:rPr>
+          <w:rFonts w:ascii="Calibri" w:hAnsi="Calibri" w:eastAsia="Calibri" w:cs="Calibri"/>
+          <w:sz w:val="24"/>
+          <w:szCs w:val="24"/>
+        </w:rPr>
+      </w:pPr>
+    </w:p>
+    <w:p w14:noSpellErr="1">
+      <w:pPr>
+        <w:pStyle w:val="Prrafodelista"/>
+        <w:ind w:left="0" w:firstLine="0"/>
+        <w:rPr>
+          <w:rFonts w:ascii="Calibri" w:hAnsi="Calibri" w:eastAsia="Calibri" w:cs="Calibri"/>
+        </w:rPr>
+      </w:pPr>
+      <w:r>
+        <w:rPr>
+          <w:rFonts w:ascii="Calibri" w:hAnsi="Calibri" w:eastAsia="Calibri" w:cs="Calibri"/>
+        </w:rPr>
+        <w:t xml:space="preserve">Estas opciones se eligen al hacer </w:t>
+      </w:r>
+      <w:r>
+        <w:rPr>
+          <w:rFonts w:ascii="Calibri" w:hAnsi="Calibri" w:eastAsia="Calibri" w:cs="Calibri"/>
+          <w:b w:val="1"/>
+          <w:bCs w:val="1"/>
+        </w:rPr>
+        <w:t>Click</w:t>
+      </w:r>
+      <w:r>
+        <w:rPr>
+          <w:rFonts w:ascii="Calibri" w:hAnsi="Calibri" w:eastAsia="Calibri" w:cs="Calibri"/>
+        </w:rPr>
+        <w:t xml:space="preserve"> en la interfaz de </w:t>
+      </w:r>
+      <w:r>
+        <w:rPr>
+          <w:rFonts w:ascii="Calibri" w:hAnsi="Calibri" w:eastAsia="Calibri" w:cs="Calibri"/>
+        </w:rPr>
+        <w:t>pelea</w:t>
+      </w:r>
+      <w:r>
+        <w:rPr>
+          <w:rFonts w:ascii="Calibri" w:hAnsi="Calibri" w:eastAsia="Calibri" w:cs="Calibri"/>
+        </w:rPr>
+        <w:t xml:space="preserve">, la misma se desarrolla </w:t>
+      </w:r>
+      <w:r>
+        <w:rPr>
+          <w:rFonts w:ascii="Calibri" w:hAnsi="Calibri" w:eastAsia="Calibri" w:cs="Calibri"/>
+        </w:rPr>
+        <w:t xml:space="preserve">a base de turnos. Al finalizar el turno el </w:t>
+      </w:r>
+      <w:r>
+        <w:rPr>
+          <w:rFonts w:ascii="Calibri" w:hAnsi="Calibri" w:eastAsia="Calibri" w:cs="Calibri"/>
+        </w:rPr>
+        <w:t>héroe</w:t>
+      </w:r>
+      <w:r>
+        <w:rPr>
+          <w:rFonts w:ascii="Calibri" w:hAnsi="Calibri" w:eastAsia="Calibri" w:cs="Calibri"/>
+        </w:rPr>
+        <w:t xml:space="preserve"> recupera 5 puntos de mana y al ganar la batalla recib</w:t>
+      </w:r>
+      <w:r>
+        <w:rPr>
+          <w:rFonts w:ascii="Calibri" w:hAnsi="Calibri" w:eastAsia="Calibri" w:cs="Calibri"/>
+        </w:rPr>
+        <w:t xml:space="preserve">iremos Experiencia la cual nos ayudara a aumentar </w:t>
+      </w:r>
+      <w:r>
+        <w:rPr>
+          <w:rFonts w:ascii="Calibri" w:hAnsi="Calibri" w:eastAsia="Calibri" w:cs="Calibri"/>
+        </w:rPr>
+        <w:t xml:space="preserve">las </w:t>
+      </w:r>
+      <w:r>
+        <w:rPr>
+          <w:rFonts w:ascii="Calibri" w:hAnsi="Calibri" w:eastAsia="Calibri" w:cs="Calibri"/>
+        </w:rPr>
+        <w:t>estadísticas</w:t>
+      </w:r>
+      <w:r>
+        <w:rPr>
+          <w:rFonts w:ascii="Calibri" w:hAnsi="Calibri" w:eastAsia="Calibri" w:cs="Calibri"/>
+        </w:rPr>
+        <w:t xml:space="preserve"> </w:t>
+      </w:r>
+      <w:r>
+        <w:rPr>
+          <w:rFonts w:ascii="Calibri" w:hAnsi="Calibri" w:eastAsia="Calibri" w:cs="Calibri"/>
+        </w:rPr>
+        <w:t>para el resto de la aventura.</w:t>
+      </w:r>
+      <w:r>
+        <w:br/>
+      </w:r>
+    </w:p>
+    <w:tbl>
+      <w:tblPr>
+        <w:tblStyle w:val="TableGrid"/>
+        <w:tblW w:w="0" w:type="auto"/>
+        <w:tblLayout w:type="fixed"/>
+        <w:tblLook w:val="06A0" w:firstRow="1" w:lastRow="0" w:firstColumn="1" w:lastColumn="0" w:noHBand="1" w:noVBand="1"/>
+      </w:tblPr>
+      <w:tblGrid>
+        <w:gridCol w:w="1335"/>
+        <w:gridCol w:w="7155"/>
+      </w:tblGrid>
+      <w:tr>
+        <w:trPr>
+          <w:trHeight w:val="300"/>
+        </w:trPr>
+        <w:tc>
+          <w:tcPr>
+            <w:tcW w:w="1335" w:type="dxa"/>
+            <w:tcBorders>
+              <w:top w:val="none" w:color="000000" w:themeColor="text1" w:sz="4"/>
+              <w:left w:val="none" w:color="000000" w:themeColor="text1" w:sz="4"/>
+              <w:bottom w:val="none" w:color="000000" w:themeColor="text1" w:sz="4"/>
+              <w:right w:val="none" w:color="000000" w:themeColor="text1" w:sz="4"/>
+            </w:tcBorders>
+            <w:tcMar/>
+          </w:tcPr>
+          <w:p>
+            <w:pPr>
+              <w:pStyle w:val="Normal"/>
+              <w:ind w:left="0"/>
+            </w:pPr>
+            <w:r>
+              <w:drawing>
+                <wp:inline wp14:editId="2F10C598" wp14:anchorId="7D45827D">
+                  <wp:extent cx="591902" cy="632883"/>
+                  <wp:effectExtent l="0" t="0" r="0" b="0"/>
+                  <wp:docPr id="479808363" name="Imagen 5" descr="Interfaz de usuario gráfica&#10;&#10;El contenido generado por IA puede ser incorrecto."/>
+                  <wp:cNvGraphicFramePr>
+                    <a:graphicFrameLocks noChangeAspect="1"/>
+                  </wp:cNvGraphicFramePr>
+                  <a:graphic>
+                    <a:graphicData xmlns:a="http://schemas.openxmlformats.org/drawingml/2006/main" uri="http://schemas.openxmlformats.org/drawingml/2006/picture">
+                      <pic:pic xmlns:pic="http://schemas.openxmlformats.org/drawingml/2006/picture">
+                        <pic:nvPicPr xmlns:pic="http://schemas.openxmlformats.org/drawingml/2006/picture">
+                          <pic:cNvPr xmlns:pic="http://schemas.openxmlformats.org/drawingml/2006/picture" id="614482657" name="Imagen 5" descr="Interfaz de usuario gráfica&#10;&#10;El contenido generado por IA puede ser incorrecto."/>
+                          <pic:cNvPicPr xmlns:pic="http://schemas.openxmlformats.org/drawingml/2006/picture"/>
+                        </pic:nvPicPr>
+                        <pic:blipFill xmlns:pic="http://schemas.openxmlformats.org/drawingml/2006/picture">
+                          <a:blip xmlns:r="http://schemas.openxmlformats.org/officeDocument/2006/relationships" xmlns:a="http://schemas.openxmlformats.org/drawingml/2006/main" r:embed="rId5" cstate="print">
+                            <a:extLst xmlns:a="http://schemas.openxmlformats.org/drawingml/2006/main">
+                              <a:ext xmlns:a="http://schemas.openxmlformats.org/drawingml/2006/main" uri="{28A0092B-C50C-407E-A947-70E740481C1C}">
+                                <a14:useLocalDpi xmlns:a14="http://schemas.microsoft.com/office/drawing/2010/main"/>
+                              </a:ext>
+                            </a:extLst>
+                          </a:blip>
+                          <a:stretch xmlns:a="http://schemas.openxmlformats.org/drawingml/2006/main">
+                            <a:fillRect xmlns:a="http://schemas.openxmlformats.org/drawingml/2006/main"/>
+                          </a:stretch>
+                        </pic:blipFill>
+                        <pic:spPr xmlns:pic="http://schemas.openxmlformats.org/drawingml/2006/picture">
+                          <a:xfrm xmlns:a="http://schemas.openxmlformats.org/drawingml/2006/main" rot="0">
+                            <a:off xmlns:a="http://schemas.openxmlformats.org/drawingml/2006/main" x="0" y="0"/>
+                            <a:ext xmlns:a="http://schemas.openxmlformats.org/drawingml/2006/main" cx="591902" cy="632883"/>
+                          </a:xfrm>
+                          <a:prstGeom xmlns:a="http://schemas.openxmlformats.org/drawingml/2006/main" prst="rect">
+                            <a:avLst xmlns:a="http://schemas.openxmlformats.org/drawingml/2006/main"/>
+                          </a:prstGeom>
+                        </pic:spPr>
+                      </pic:pic>
+                    </a:graphicData>
+                  </a:graphic>
+                </wp:inline>
+              </w:drawing>
+            </w:r>
+          </w:p>
+        </w:tc>
+        <w:tc>
+          <w:tcPr>
+            <w:tcW w:w="7155" w:type="dxa"/>
+            <w:tcBorders>
+              <w:top w:val="none" w:color="000000" w:themeColor="text1" w:sz="4"/>
+              <w:left w:val="none" w:color="000000" w:themeColor="text1" w:sz="4"/>
+              <w:bottom w:val="none" w:color="000000" w:themeColor="text1" w:sz="4"/>
+              <w:right w:val="none" w:color="000000" w:themeColor="text1" w:sz="4"/>
+            </w:tcBorders>
+            <w:tcMar/>
+          </w:tcPr>
+          <w:p>
+            <w:pPr>
+              <w:pStyle w:val="Normal"/>
+              <w:rPr>
+                <w:rFonts w:ascii="Calibri" w:hAnsi="Calibri" w:eastAsia="Calibri" w:cs="Calibri"/>
+                <w:b w:val="1"/>
+                <w:bCs w:val="1"/>
+                <w:sz w:val="36"/>
+                <w:szCs w:val="36"/>
+                <w:lang w:val="es-ES"/>
+              </w:rPr>
+            </w:pPr>
+            <w:r>
+              <w:rPr>
+                <w:rFonts w:ascii="Calibri" w:hAnsi="Calibri" w:eastAsia="Calibri" w:cs="Calibri"/>
+                <w:b w:val="1"/>
+                <w:bCs w:val="1"/>
+                <w:sz w:val="36"/>
+                <w:szCs w:val="36"/>
+                <w:lang w:val="es-ES"/>
+              </w:rPr>
+              <w:t>Archivos</w:t>
+            </w:r>
+          </w:p>
+        </w:tc>
+      </w:tr>
+    </w:tbl>
+    <w:p>
+      <w:pPr>
+        <w:pStyle w:val="Normal"/>
+        <w:spacing w:before="240" w:beforeAutospacing="off"/>
+        <w:ind w:left="0" w:right="0" w:firstLine="0"/>
+      </w:pPr>
+      <w:r>
+        <w:rPr>
+          <w:rFonts w:ascii="Calibri" w:hAnsi="Calibri" w:eastAsia="Calibri" w:cs="Calibri"/>
+        </w:rPr>
+        <w:t>El juego consta de archivos de data para las entidades de la historia y a</w:t>
+      </w:r>
+      <w:r>
+        <w:rPr>
+          <w:rFonts w:ascii="Calibri" w:hAnsi="Calibri" w:eastAsia="Calibri" w:cs="Calibri"/>
+        </w:rPr>
+        <w:t xml:space="preserve">l </w:t>
+      </w:r>
+      <w:r>
+        <w:rPr>
+          <w:rFonts w:ascii="Calibri" w:hAnsi="Calibri" w:eastAsia="Calibri" w:cs="Calibri"/>
+        </w:rPr>
+        <w:t>comienzo</w:t>
+      </w:r>
+      <w:r>
+        <w:rPr>
+          <w:rFonts w:ascii="Calibri" w:hAnsi="Calibri" w:eastAsia="Calibri" w:cs="Calibri"/>
+        </w:rPr>
+        <w:t xml:space="preserve"> se solicita ingresar un nombre para </w:t>
+      </w:r>
+      <w:r>
+        <w:rPr>
+          <w:rFonts w:ascii="Calibri" w:hAnsi="Calibri" w:eastAsia="Calibri" w:cs="Calibri"/>
+        </w:rPr>
+        <w:t xml:space="preserve">guardarte en las </w:t>
+      </w:r>
+      <w:r>
+        <w:rPr>
+          <w:rFonts w:ascii="Calibri" w:hAnsi="Calibri" w:eastAsia="Calibri" w:cs="Calibri"/>
+        </w:rPr>
+        <w:t>estadísticas</w:t>
+      </w:r>
+      <w:r>
+        <w:rPr>
+          <w:rFonts w:ascii="Calibri" w:hAnsi="Calibri" w:eastAsia="Calibri" w:cs="Calibri"/>
+        </w:rPr>
+        <w:t xml:space="preserve"> al finalizar tu </w:t>
+      </w:r>
+      <w:r>
+        <w:rPr>
+          <w:rFonts w:ascii="Calibri" w:hAnsi="Calibri" w:eastAsia="Calibri" w:cs="Calibri"/>
+        </w:rPr>
+        <w:t>travesía</w:t>
+      </w:r>
+      <w:r>
+        <w:rPr>
+          <w:rFonts w:ascii="Calibri" w:hAnsi="Calibri" w:eastAsia="Calibri" w:cs="Calibri"/>
+        </w:rPr>
+        <w:t>, la cual calcula el t</w:t>
+      </w:r>
+      <w:r>
+        <w:rPr>
+          <w:rFonts w:ascii="Calibri" w:hAnsi="Calibri" w:eastAsia="Calibri" w:cs="Calibri"/>
+        </w:rPr>
+        <w:t>iempo</w:t>
+      </w:r>
+      <w:r>
+        <w:rPr>
+          <w:rFonts w:ascii="Calibri" w:hAnsi="Calibri" w:eastAsia="Calibri" w:cs="Calibri"/>
+        </w:rPr>
+        <w:t xml:space="preserve"> </w:t>
+      </w:r>
+      <w:r>
+        <w:rPr>
+          <w:rFonts w:ascii="Calibri" w:hAnsi="Calibri" w:eastAsia="Calibri" w:cs="Calibri"/>
+        </w:rPr>
+        <w:t>total</w:t>
+      </w:r>
+      <w:r>
+        <w:rPr>
+          <w:rFonts w:ascii="Calibri" w:hAnsi="Calibri" w:eastAsia="Calibri" w:cs="Calibri"/>
+        </w:rPr>
+        <w:t xml:space="preserve"> en </w:t>
+      </w:r>
+      <w:r>
+        <w:rPr>
+          <w:rFonts w:ascii="Calibri" w:hAnsi="Calibri" w:eastAsia="Calibri" w:cs="Calibri"/>
+        </w:rPr>
+        <w:t xml:space="preserve">finalizar </w:t>
+      </w:r>
+      <w:r>
+        <w:rPr>
+          <w:rFonts w:ascii="Calibri" w:hAnsi="Calibri" w:eastAsia="Calibri" w:cs="Calibri"/>
+        </w:rPr>
+        <w:t>(T)</w:t>
+      </w:r>
+      <w:r>
+        <w:rPr>
+          <w:rFonts w:ascii="Calibri" w:hAnsi="Calibri" w:eastAsia="Calibri" w:cs="Calibri"/>
+        </w:rPr>
+        <w:t>,</w:t>
+      </w:r>
+      <w:r>
+        <w:rPr>
+          <w:rFonts w:ascii="Calibri" w:hAnsi="Calibri" w:eastAsia="Calibri" w:cs="Calibri"/>
+        </w:rPr>
+        <w:t xml:space="preserve"> </w:t>
+      </w:r>
+      <w:r>
+        <w:rPr>
+          <w:rFonts w:ascii="Calibri" w:hAnsi="Calibri" w:eastAsia="Calibri" w:cs="Calibri"/>
+        </w:rPr>
+        <w:t>mana</w:t>
+      </w:r>
+      <w:r>
+        <w:rPr>
+          <w:rFonts w:ascii="Calibri" w:hAnsi="Calibri" w:eastAsia="Calibri" w:cs="Calibri"/>
+        </w:rPr>
+        <w:t xml:space="preserve"> utilizada</w:t>
+      </w:r>
+      <w:r>
+        <w:rPr>
+          <w:rFonts w:ascii="Calibri" w:hAnsi="Calibri" w:eastAsia="Calibri" w:cs="Calibri"/>
+        </w:rPr>
+        <w:t xml:space="preserve"> (M)</w:t>
+      </w:r>
+      <w:r>
+        <w:rPr>
+          <w:rFonts w:ascii="Calibri" w:hAnsi="Calibri" w:eastAsia="Calibri" w:cs="Calibri"/>
+        </w:rPr>
+        <w:t>, d</w:t>
+      </w:r>
+      <w:r>
+        <w:rPr>
+          <w:rFonts w:ascii="Calibri" w:hAnsi="Calibri" w:eastAsia="Calibri" w:cs="Calibri"/>
+        </w:rPr>
+        <w:t>año</w:t>
+      </w:r>
+      <w:r>
+        <w:rPr>
+          <w:rFonts w:ascii="Calibri" w:hAnsi="Calibri" w:eastAsia="Calibri" w:cs="Calibri"/>
+        </w:rPr>
+        <w:t xml:space="preserve"> hecho</w:t>
+      </w:r>
+      <w:r>
+        <w:rPr>
+          <w:rFonts w:ascii="Calibri" w:hAnsi="Calibri" w:eastAsia="Calibri" w:cs="Calibri"/>
+        </w:rPr>
+        <w:t xml:space="preserve"> (D)</w:t>
+      </w:r>
+      <w:r>
+        <w:rPr>
+          <w:rFonts w:ascii="Calibri" w:hAnsi="Calibri" w:eastAsia="Calibri" w:cs="Calibri"/>
+        </w:rPr>
+        <w:t>, d</w:t>
+      </w:r>
+      <w:r>
+        <w:rPr>
+          <w:rFonts w:ascii="Calibri" w:hAnsi="Calibri" w:eastAsia="Calibri" w:cs="Calibri"/>
+        </w:rPr>
+        <w:t>año recibid</w:t>
+      </w:r>
+      <w:r>
+        <w:rPr>
+          <w:rFonts w:ascii="Calibri" w:hAnsi="Calibri" w:eastAsia="Calibri" w:cs="Calibri"/>
+        </w:rPr>
+        <w:t>o</w:t>
+      </w:r>
+      <w:r>
+        <w:rPr>
+          <w:rFonts w:ascii="Calibri" w:hAnsi="Calibri" w:eastAsia="Calibri" w:cs="Calibri"/>
+        </w:rPr>
+        <w:t xml:space="preserve"> (DR)</w:t>
+      </w:r>
+      <w:r>
+        <w:rPr>
+          <w:rFonts w:ascii="Calibri" w:hAnsi="Calibri" w:eastAsia="Calibri" w:cs="Calibri"/>
+        </w:rPr>
+        <w:t>,</w:t>
+      </w:r>
+      <w:r>
+        <w:rPr>
+          <w:rFonts w:ascii="Calibri" w:hAnsi="Calibri" w:eastAsia="Calibri" w:cs="Calibri"/>
+        </w:rPr>
+        <w:t xml:space="preserve"> </w:t>
+      </w:r>
+      <w:r>
+        <w:rPr>
+          <w:rFonts w:ascii="Calibri" w:hAnsi="Calibri" w:eastAsia="Calibri" w:cs="Calibri"/>
+        </w:rPr>
+        <w:t>v</w:t>
+      </w:r>
+      <w:r>
+        <w:rPr>
+          <w:rFonts w:ascii="Calibri" w:hAnsi="Calibri" w:eastAsia="Calibri" w:cs="Calibri"/>
+        </w:rPr>
+        <w:t>eces defendido</w:t>
+      </w:r>
+      <w:r>
+        <w:rPr>
+          <w:rFonts w:ascii="Calibri" w:hAnsi="Calibri" w:eastAsia="Calibri" w:cs="Calibri"/>
+        </w:rPr>
+        <w:t xml:space="preserve"> (DEF)</w:t>
+      </w:r>
+      <w:r>
+        <w:rPr>
+          <w:rFonts w:ascii="Calibri" w:hAnsi="Calibri" w:eastAsia="Calibri" w:cs="Calibri"/>
+        </w:rPr>
+        <w:t>, t</w:t>
+      </w:r>
+      <w:r>
+        <w:rPr>
+          <w:rFonts w:ascii="Calibri" w:hAnsi="Calibri" w:eastAsia="Calibri" w:cs="Calibri"/>
+        </w:rPr>
+        <w:t>otal curaciones</w:t>
+      </w:r>
+      <w:r>
+        <w:rPr>
+          <w:rFonts w:ascii="Calibri" w:hAnsi="Calibri" w:eastAsia="Calibri" w:cs="Calibri"/>
+        </w:rPr>
+        <w:t xml:space="preserve"> </w:t>
+      </w:r>
+      <w:r>
+        <w:rPr>
+          <w:rFonts w:ascii="Calibri" w:hAnsi="Calibri" w:eastAsia="Calibri" w:cs="Calibri"/>
+        </w:rPr>
+        <w:t xml:space="preserve">(VID) </w:t>
+      </w:r>
+      <w:r>
+        <w:rPr>
+          <w:rFonts w:ascii="Calibri" w:hAnsi="Calibri" w:eastAsia="Calibri" w:cs="Calibri"/>
+        </w:rPr>
+        <w:t>de la siguiente manera:</w:t>
+      </w:r>
+    </w:p>
+    <w:p>
+      <w:pPr>
+        <w:pStyle w:val="Normal"/>
+        <w:spacing w:before="240" w:beforeAutospacing="off"/>
+        <w:ind w:left="0" w:right="0" w:firstLine="0"/>
+        <w:jc w:val="center"/>
+      </w:pPr>
+      <w:r>
+        <w:rPr>
+          <w:rFonts w:ascii="Calibri" w:hAnsi="Calibri" w:eastAsia="Calibri" w:cs="Calibri"/>
+          <w:b w:val="1"/>
+          <w:bCs w:val="1"/>
+        </w:rPr>
+        <w:t>Puntaje</w:t>
+      </w:r>
+      <w:r>
+        <w:rPr>
+          <w:rFonts w:ascii="Calibri" w:hAnsi="Calibri" w:eastAsia="Calibri" w:cs="Calibri"/>
+          <w:b w:val="1"/>
+          <w:bCs w:val="1"/>
+        </w:rPr>
+        <w:t xml:space="preserve"> </w:t>
+      </w:r>
+      <w:r>
+        <w:rPr>
+          <w:rFonts w:ascii="Calibri" w:hAnsi="Calibri" w:eastAsia="Calibri" w:cs="Calibri"/>
+        </w:rPr>
+        <w:t xml:space="preserve">= </w:t>
+      </w:r>
+      <w:r>
+        <w:rPr>
+          <w:rFonts w:ascii="Calibri" w:hAnsi="Calibri" w:eastAsia="Calibri" w:cs="Calibri"/>
+        </w:rPr>
+        <w:t>[(M + D + DR + T) - (DEF + VID)] / T</w:t>
+      </w:r>
+    </w:p>
+    <w:p>
+      <w:r>
+        <w:br w:type="page"/>
+      </w:r>
+    </w:p>
+    <w:p>
+      <w:pPr>
+        <w:pStyle w:val="Normal"/>
+        <w:spacing w:before="240" w:beforeAutospacing="off"/>
+        <w:ind w:left="0" w:right="0" w:firstLine="0"/>
+        <w:jc w:val="left"/>
+      </w:pPr>
+      <w:r>
+        <w:rPr>
+          <w:rFonts w:ascii="Calibri" w:hAnsi="Calibri" w:eastAsia="Calibri" w:cs="Calibri"/>
+          <w:b w:val="1"/>
+          <w:bCs w:val="1"/>
+        </w:rPr>
+        <w:t>DIAGRAMA DE ENTIDADES:</w:t>
+      </w:r>
+    </w:p>
+    <w:p>
+      <w:pPr>
+        <w:pStyle w:val="Normal"/>
+        <w:spacing w:before="240" w:beforeAutospacing="off"/>
+        <w:ind w:left="0" w:right="0" w:firstLine="0"/>
+        <w:jc w:val="center"/>
+      </w:pPr>
+      <w:r>
+        <w:rPr>
+          <w:rFonts w:ascii="Calibri" w:hAnsi="Calibri" w:eastAsia="Calibri" w:cs="Calibri"/>
+          <w:b w:val="1"/>
+          <w:bCs w:val="1"/>
+        </w:rPr>
+        <w:t>**</w:t>
+      </w:r>
+      <w:r>
+        <w:rPr>
+          <w:rFonts w:ascii="Calibri" w:hAnsi="Calibri" w:eastAsia="Calibri" w:cs="Calibri"/>
+          <w:b w:val="1"/>
+          <w:bCs w:val="1"/>
+        </w:rPr>
+        <w:t>Img</w:t>
+      </w:r>
+      <w:r>
+        <w:rPr>
+          <w:rFonts w:ascii="Calibri" w:hAnsi="Calibri" w:eastAsia="Calibri" w:cs="Calibri"/>
+          <w:b w:val="1"/>
+          <w:bCs w:val="1"/>
+        </w:rPr>
+        <w:t xml:space="preserve"> de diagrama lo hago el sabado**</w:t>
+      </w:r>
+    </w:p>
+    <w:p>
+      <w:pPr>
+        <w:pStyle w:val="Normal"/>
+        <w:spacing w:before="240" w:beforeAutospacing="off"/>
+        <w:ind w:left="0" w:right="0" w:firstLine="0"/>
+        <w:jc w:val="left"/>
+        <w:rPr>
+          <w:rFonts w:ascii="Calibri" w:hAnsi="Calibri" w:eastAsia="Calibri" w:cs="Calibri"/>
+          <w:b w:val="1"/>
+          <w:bCs w:val="1"/>
+        </w:rPr>
+      </w:pPr>
+    </w:p>
+    <w:p>
+      <w:pPr>
+        <w:pStyle w:val="Normal"/>
+        <w:spacing w:before="240" w:beforeAutospacing="off"/>
+        <w:ind w:left="0" w:right="0" w:firstLine="0"/>
+        <w:jc w:val="left"/>
+        <w:rPr>
+          <w:rFonts w:ascii="Calibri" w:hAnsi="Calibri" w:eastAsia="Calibri" w:cs="Calibri"/>
+          <w:b w:val="1"/>
+          <w:bCs w:val="1"/>
+        </w:rPr>
+      </w:pPr>
+    </w:p>
+    <w:p>
+      <w:pPr>
+        <w:pStyle w:val="Normal"/>
+        <w:spacing w:before="240" w:beforeAutospacing="off"/>
+        <w:ind w:left="0" w:right="0" w:firstLine="0"/>
+        <w:jc w:val="left"/>
+        <w:rPr>
+          <w:rFonts w:ascii="Calibri" w:hAnsi="Calibri" w:eastAsia="Calibri" w:cs="Calibri"/>
+          <w:b w:val="1"/>
+          <w:bCs w:val="1"/>
+        </w:rPr>
+      </w:pPr>
+    </w:p>
+    <w:p>
+      <w:pPr>
+        <w:pStyle w:val="Normal"/>
+        <w:spacing w:before="240" w:beforeAutospacing="off"/>
+        <w:ind w:left="0" w:right="0" w:firstLine="0"/>
+        <w:jc w:val="left"/>
+        <w:rPr>
+          <w:rFonts w:ascii="Calibri" w:hAnsi="Calibri" w:eastAsia="Calibri" w:cs="Calibri"/>
+          <w:b w:val="1"/>
+          <w:bCs w:val="1"/>
+        </w:rPr>
+      </w:pPr>
+    </w:p>
+    <w:p>
+      <w:pPr>
+        <w:pStyle w:val="Ttulo1"/>
+        <w:bidi w:val="0"/>
+        <w:jc w:val="center"/>
+      </w:pPr>
+      <w:r>
+        <w:rPr/>
+        <w:t>CREDITOS</w:t>
+      </w:r>
+    </w:p>
+    <w:p>
+      <w:pPr>
+        <w:pStyle w:val="Normal"/>
+        <w:suppressLineNumbers w:val="0"/>
+        <w:bidi w:val="0"/>
+        <w:rPr>
+          <w:rFonts w:ascii="Calibri" w:hAnsi="Calibri" w:eastAsia="Calibri" w:cs="Calibri"/>
           <w:lang w:val="es-ES"/>
         </w:rPr>
-        <w:lastRenderedPageBreak/>
+      </w:pPr>
+      <w:r>
         <w:drawing>
-          <wp:anchor distT="0" distB="0" distL="114300" distR="114300" simplePos="0" relativeHeight="251658240" behindDoc="0" locked="0" layoutInCell="1" allowOverlap="1" wp14:anchorId="1CBE623A" wp14:editId="5EACC9EC">
-            <wp:simplePos x="0" y="0"/>
-            <wp:positionH relativeFrom="margin">
-              <wp:align>left</wp:align>
-            </wp:positionH>
-            <wp:positionV relativeFrom="paragraph">
-              <wp:posOffset>628650</wp:posOffset>
-            </wp:positionV>
-            <wp:extent cx="1064260" cy="1147445"/>
+          <wp:inline wp14:editId="0BA478AF" wp14:anchorId="0DCE26EE">
+            <wp:extent cx="5400675" cy="3600450"/>
             <wp:effectExtent l="0" t="0" r="0" b="0"/>
-            <wp:wrapSquare wrapText="bothSides"/>
-            <wp:docPr id="1101540029" name="Imagen 4" descr="Interfaz de usuario gráfica, Aplicación, Teams&#10;&#10;El contenido generado por IA puede ser incorrecto."/>
+            <wp:docPr id="1668631158" name="drawing"/>
             <wp:cNvGraphicFramePr>
-              <a:graphicFrameLocks xmlns:a="http://schemas.openxmlformats.org/drawingml/2006/main" noChangeAspect="1"/>
+              <a:graphicFrameLocks noChangeAspect="1"/>
             </wp:cNvGraphicFramePr>
-            <a:graphic xmlns:a="http://schemas.openxmlformats.org/drawingml/2006/main">
-              <a:graphicData uri="http://schemas.openxmlformats.org/drawingml/2006/picture">
+            <a:graphic>
+              <a:graphicData xmlns:a="http://schemas.openxmlformats.org/drawingml/2006/main" uri="http://schemas.openxmlformats.org/drawingml/2006/picture">
                 <pic:pic xmlns:pic="http://schemas.openxmlformats.org/drawingml/2006/picture">
                   <pic:nvPicPr>
-                    <pic:cNvPr id="1101540029" name="Imagen 4" descr="Interfaz de usuario gráfica, Aplicación, Teams&#10;&#10;El contenido generado por IA puede ser incorrecto."/>
+                    <pic:cNvPr id="836001093" name=""/>
                     <pic:cNvPicPr/>
                   </pic:nvPicPr>
                   <pic:blipFill>
-                    <a:blip r:embed="rId4" cstate="print">
+                    <a:blip xmlns:r="http://schemas.openxmlformats.org/officeDocument/2006/relationships" r:embed="rId1444559979">
                       <a:extLst>
-                        <a:ext uri="{28A0092B-C50C-407E-A947-70E740481C1C}">
+                        <a:ext xmlns:a="http://schemas.openxmlformats.org/drawingml/2006/main" uri="{28A0092B-C50C-407E-A947-70E740481C1C}">
                           <a14:useLocalDpi xmlns:a14="http://schemas.microsoft.com/office/drawing/2010/main" val="0"/>
                         </a:ext>
                       </a:extLst>
@@ -467,281 +1879,7 @@
                   <pic:spPr>
                     <a:xfrm>
                       <a:off x="0" y="0"/>
-                      <a:ext cx="1064260" cy="1147445"/>
-                    </a:xfrm>
-                    <a:prstGeom prst="rect">
-                      <a:avLst/>
-                    </a:prstGeom>
-                  </pic:spPr>
-                </pic:pic>
-              </a:graphicData>
-            </a:graphic>
-            <wp14:sizeRelH relativeFrom="margin">
-              <wp14:pctWidth>0</wp14:pctWidth>
-            </wp14:sizeRelH>
-            <wp14:sizeRelV relativeFrom="margin">
-              <wp14:pctHeight>0</wp14:pctHeight>
-            </wp14:sizeRelV>
-          </wp:anchor>
-        </w:drawing>
-      </w:r>
-      <w:r>
-        <w:rPr>
-          <w:sz w:val="36"/>
-          <w:szCs w:val="36"/>
-          <w:lang w:val="es-ES"/>
-        </w:rPr>
-        <w:br/>
-      </w:r>
-      <w:r>
-        <w:rPr>
-          <w:sz w:val="36"/>
-          <w:szCs w:val="36"/>
-          <w:lang w:val="es-ES"/>
-        </w:rPr>
-        <w:t>Controles</w:t>
-      </w:r>
-      <w:r>
-        <w:rPr>
-          <w:sz w:val="36"/>
-          <w:szCs w:val="36"/>
-          <w:lang w:val="es-ES"/>
-        </w:rPr>
-        <w:br/>
-      </w:r>
-      <w:r>
-        <w:rPr/>
-        <w:t xml:space="preserve">Los </w:t>
-      </w:r>
-      <w:r>
-        <w:rPr/>
-        <w:t xml:space="preserve">controles son</w:t>
-      </w:r>
-      <w:r>
-        <w:rPr/>
-        <w:t xml:space="preserve"> </w:t>
-      </w:r>
-      <w:r>
-        <w:rPr/>
-        <w:t>“W, A, S, D.” para moverse</w:t>
-      </w:r>
-      <w:r>
-        <w:rPr/>
-        <w:t xml:space="preserve"> en el mapa</w:t>
-      </w:r>
-      <w:r>
-        <w:rPr/>
-        <w:t>.</w:t>
-      </w:r>
-    </w:p>
-    <w:p>
-      <w:pPr>
-        <w:pStyle w:val="Normal"/>
-      </w:pPr>
-      <w:r>
-        <w:rPr/>
-        <w:t xml:space="preserve">En la interfaz de </w:t>
-      </w:r>
-      <w:r>
-        <w:rPr/>
-        <w:t>pelea están</w:t>
-      </w:r>
-      <w:r>
-        <w:rPr/>
-        <w:t xml:space="preserve"> las opciones Ataque, Defensa, </w:t>
-      </w:r>
-      <w:r>
-        <w:rPr/>
-        <w:t>Curación</w:t>
-      </w:r>
-      <w:r>
-        <w:rPr/>
-        <w:t xml:space="preserve"> y Hechizo.</w:t>
-      </w:r>
-    </w:p>
-    <w:p>
-      <w:pPr>
-        <w:pStyle w:val="Normal"/>
-      </w:pPr>
-      <w:r>
-        <w:rPr/>
-        <w:t xml:space="preserve">Ataque: Daña la vida del enemigo oscilando entre 10 y ataque </w:t>
-      </w:r>
-      <w:r>
-        <w:rPr/>
-        <w:t>máximo</w:t>
-      </w:r>
-      <w:r>
-        <w:rPr/>
-        <w:t>.</w:t>
-      </w:r>
-    </w:p>
-    <w:p>
-      <w:pPr>
-        <w:pStyle w:val="Normal"/>
-      </w:pPr>
-      <w:r>
-        <w:rPr/>
-        <w:t xml:space="preserve">Defensa: Utiliza el turno para defenderse del ataque del rival, haciendo que el daño </w:t>
-      </w:r>
-      <w:r>
-        <w:rPr/>
-        <w:t xml:space="preserve">recibido sea menor. Resta </w:t>
-      </w:r>
-      <w:r>
-        <w:rPr/>
-        <w:t>hasta</w:t>
-      </w:r>
-      <w:r>
-        <w:rPr/>
-        <w:t xml:space="preserve"> 8 puntos al daño recibido.</w:t>
-      </w:r>
-    </w:p>
-    <w:p>
-      <w:pPr>
-        <w:pStyle w:val="Normal"/>
-      </w:pPr>
-      <w:r>
-        <w:rPr/>
-        <w:t>Curación</w:t>
-      </w:r>
-      <w:r>
-        <w:rPr/>
-        <w:t>: Utiliza 20 puntos de mana para poder recuperar 15 puntos de vida.</w:t>
-      </w:r>
-    </w:p>
-    <w:p>
-      <w:pPr>
-        <w:pStyle w:val="Normal"/>
-      </w:pPr>
-      <w:r>
-        <w:rPr/>
-        <w:t xml:space="preserve">Hechizo: Utiliza 30 puntos de mana para infligir hasta 30% </w:t>
-      </w:r>
-      <w:r>
-        <w:rPr/>
-        <w:t>más</w:t>
-      </w:r>
-      <w:r>
-        <w:rPr/>
-        <w:t xml:space="preserve"> del daño </w:t>
-      </w:r>
-      <w:r>
-        <w:rPr/>
-        <w:t>físico</w:t>
-      </w:r>
-      <w:r>
-        <w:rPr/>
-        <w:t xml:space="preserve"> en el turno</w:t>
-      </w:r>
-      <w:r>
-        <w:rPr/>
-        <w:t>.</w:t>
-      </w:r>
-      <w:r>
-        <w:rPr>
-          <w:lang w:val="es-ES"/>
-        </w:rPr>
-        <w:br/>
-      </w:r>
-      <w:r>
-        <w:rPr>
-          <w:lang w:val="es-ES"/>
-        </w:rPr>
-        <w:br/>
-      </w:r>
-      <w:r>
-        <w:rPr/>
-        <w:t xml:space="preserve">Estas opciones se eligen al hacer </w:t>
-      </w:r>
-      <w:r>
-        <w:rPr/>
-        <w:t>click</w:t>
-      </w:r>
-      <w:r>
-        <w:rPr/>
-        <w:t xml:space="preserve"> en la interfaz de </w:t>
-      </w:r>
-      <w:r>
-        <w:rPr/>
-        <w:t>pelea</w:t>
-      </w:r>
-      <w:r>
-        <w:rPr/>
-        <w:t xml:space="preserve">, la misma se desarrolla </w:t>
-      </w:r>
-      <w:r>
-        <w:rPr/>
-        <w:t xml:space="preserve">a base de turnos. Al finalizar el turno el </w:t>
-      </w:r>
-      <w:r>
-        <w:rPr/>
-        <w:t>héroe</w:t>
-      </w:r>
-      <w:r>
-        <w:rPr/>
-        <w:t xml:space="preserve"> recupera 5 puntos de mana y al ganar la batalla recib</w:t>
-      </w:r>
-      <w:r>
-        <w:rPr/>
-        <w:t xml:space="preserve">iremos Experiencia la cual nos ayudara a aumentar las </w:t>
-      </w:r>
-      <w:r>
-        <w:rPr/>
-        <w:t>estadísticas</w:t>
-      </w:r>
-      <w:r>
-        <w:rPr/>
-        <w:t xml:space="preserve"> de vida y daño </w:t>
-      </w:r>
-      <w:r>
-        <w:rPr/>
-        <w:t>.</w:t>
-      </w:r>
-      <w:r>
-        <w:rPr>
-          <w:lang w:val="es-ES"/>
-        </w:rPr>
-        <w:br/>
-      </w:r>
-      <w:r>
-        <w:rPr>
-          <w:lang w:val="es-ES"/>
-        </w:rPr>
-        <w:br/>
-      </w:r>
-      <w:r>
-        <w:drawing>
-          <wp:inline wp14:editId="1A7B9463" wp14:anchorId="2CE1BE64">
-            <wp:extent cx="379095" cy="408940"/>
-            <wp:effectExtent l="0" t="0" r="1905" b="0"/>
-            <wp:docPr id="1170835724" name="Imagen 5" descr="Interfaz de usuario gráfica&#10;&#10;El contenido generado por IA puede ser incorrecto."/>
-            <wp:cNvGraphicFramePr>
-              <a:graphicFrameLocks noChangeAspect="1"/>
-            </wp:cNvGraphicFramePr>
-            <a:graphic>
-              <a:graphicData xmlns:a="http://schemas.openxmlformats.org/drawingml/2006/main" uri="http://schemas.openxmlformats.org/drawingml/2006/picture">
-                <pic:pic xmlns:pic="http://schemas.openxmlformats.org/drawingml/2006/picture">
-                  <pic:nvPicPr>
-                    <pic:cNvPr id="614482657" name="Imagen 5" descr="Interfaz de usuario gráfica&#10;&#10;El contenido generado por IA puede ser incorrecto."/>
-                    <pic:cNvPicPr/>
-                  </pic:nvPicPr>
-                  <pic:blipFill>
-                    <a:blip xmlns:r="http://schemas.openxmlformats.org/officeDocument/2006/relationships" r:embed="rId5" cstate="print">
-                      <a:extLst>
-                        <a:ext uri="{28A0092B-C50C-407E-A947-70E740481C1C}">
-                          <a14:useLocalDpi xmlns:a14="http://schemas.microsoft.com/office/drawing/2010/main" val="0"/>
-                        </a:ext>
-                      </a:extLst>
-                    </a:blip>
-                    <a:stretch>
-                      <a:fillRect/>
-                    </a:stretch>
-                  </pic:blipFill>
-                  <pic:spPr>
-                    <a:xfrm>
-                      <a:off x="0" y="0"/>
-                      <a:ext cx="379095" cy="408940"/>
+                      <a:ext cx="5400675" cy="3600450"/>
                     </a:xfrm>
                     <a:prstGeom prst="rect">
                       <a:avLst/>
@@ -754,67 +1892,810 @@
         </w:drawing>
       </w:r>
     </w:p>
-    <w:p>
-      <w:pPr>
-        <w:pStyle w:val="Normal"/>
-        <w:rPr>
-          <w:sz w:val="36"/>
-          <w:szCs w:val="36"/>
-          <w:lang w:val="es-ES"/>
-        </w:rPr>
-      </w:pPr>
-      <w:r>
-        <w:rPr>
-          <w:sz w:val="36"/>
-          <w:szCs w:val="36"/>
-          <w:lang w:val="es-ES"/>
-        </w:rPr>
-        <w:t>Archivos</w:t>
-      </w:r>
-      <w:r>
-        <w:br/>
-      </w:r>
-    </w:p>
-    <w:p>
-      <w:pPr>
-        <w:pStyle w:val="Normal"/>
-      </w:pPr>
-      <w:r>
-        <w:rPr/>
-        <w:t xml:space="preserve">Al principio del juego se solicita ingresar un nombre para crear un archivo de </w:t>
-      </w:r>
-      <w:r>
-        <w:rPr/>
-        <w:t>estadísticas</w:t>
-      </w:r>
-      <w:r>
-        <w:rPr>
-          <w:lang w:val="es-ES"/>
-        </w:rPr>
-        <w:br/>
-      </w:r>
-    </w:p>
-    <w:p>
-      <w:pPr>
-        <w:pStyle w:val="Normal"/>
-      </w:pPr>
-      <w:r>
-        <w:rPr/>
-        <w:t>Tiempo total; Mana utilizado; Daño hecho; Daño recibido; Veces defendido; Total curaciones;</w:t>
-      </w:r>
-      <w:r>
-        <w:rPr/>
-        <w:t xml:space="preserve"> Enemigos enfrentados.</w:t>
-      </w:r>
-    </w:p>
     <w:sectPr>
       <w:pgSz w:w="11906" w:h="16838" w:orient="portrait"/>
       <w:pgMar w:top="1417" w:right="1701" w:bottom="1417" w:left="1701" w:header="708" w:footer="708" w:gutter="0"/>
       <w:cols w:space="708"/>
       <w:docGrid w:linePitch="360"/>
+      <w:titlePg w:val="1"/>
+      <w:headerReference w:type="default" r:id="Rfbade4626bf4462f"/>
+      <w:headerReference w:type="first" r:id="R681ee907a0564399"/>
+      <w:footerReference w:type="default" r:id="R83c2bbf014a446cd"/>
+      <w:footerReference w:type="first" r:id="R08ee57a62a34409a"/>
     </w:sectPr>
   </w:body>
 </w:document>
+</file>
+
+<file path=word/footer.xml><?xml version="1.0" encoding="utf-8"?>
+<w:ftr xmlns:w14="http://schemas.microsoft.com/office/word/2010/wordml" xmlns:w="http://schemas.openxmlformats.org/wordprocessingml/2006/main">
+  <w:tbl>
+    <w:tblPr>
+      <w:tblStyle w:val="Tablanormal"/>
+      <w:bidiVisual w:val="0"/>
+      <w:tblW w:w="0" w:type="auto"/>
+      <w:tblLayout w:type="fixed"/>
+      <w:tblLook w:val="06A0" w:firstRow="1" w:lastRow="0" w:firstColumn="1" w:lastColumn="0" w:noHBand="1" w:noVBand="1"/>
+    </w:tblPr>
+    <w:tblGrid>
+      <w:gridCol w:w="2830"/>
+      <w:gridCol w:w="2830"/>
+      <w:gridCol w:w="2830"/>
+    </w:tblGrid>
+    <w:tr>
+      <w:trPr>
+        <w:trHeight w:val="300"/>
+      </w:trPr>
+      <w:tc>
+        <w:tcPr>
+          <w:tcW w:w="2830" w:type="dxa"/>
+          <w:tcMar/>
+        </w:tcPr>
+        <w:p>
+          <w:pPr>
+            <w:pStyle w:val="Header"/>
+            <w:bidi w:val="0"/>
+            <w:ind w:left="-115"/>
+            <w:jc w:val="left"/>
+          </w:pPr>
+        </w:p>
+      </w:tc>
+      <w:tc>
+        <w:tcPr>
+          <w:tcW w:w="2830" w:type="dxa"/>
+          <w:tcMar/>
+        </w:tcPr>
+        <w:p>
+          <w:pPr>
+            <w:pStyle w:val="Header"/>
+            <w:suppressLineNumbers w:val="0"/>
+            <w:bidi w:val="0"/>
+            <w:spacing w:before="0" w:beforeAutospacing="off" w:after="0" w:afterAutospacing="off" w:line="240" w:lineRule="auto"/>
+            <w:ind w:left="0" w:right="0"/>
+            <w:jc w:val="center"/>
+          </w:pPr>
+        </w:p>
+      </w:tc>
+      <w:tc>
+        <w:tcPr>
+          <w:tcW w:w="2830" w:type="dxa"/>
+          <w:tcMar/>
+        </w:tcPr>
+        <w:p>
+          <w:pPr>
+            <w:pStyle w:val="Header"/>
+            <w:bidi w:val="0"/>
+            <w:ind w:right="-115"/>
+            <w:jc w:val="right"/>
+          </w:pPr>
+          <w:r>
+            <w:fldChar w:fldCharType="begin"/>
+          </w:r>
+          <w:r>
+            <w:instrText xml:space="preserve">PAGE</w:instrText>
+          </w:r>
+          <w:r>
+            <w:fldChar w:fldCharType="separate"/>
+          </w:r>
+          <w:r>
+            <w:fldChar w:fldCharType="end"/>
+          </w:r>
+        </w:p>
+      </w:tc>
+    </w:tr>
+  </w:tbl>
+  <w:p>
+    <w:pPr>
+      <w:pStyle w:val="Footer"/>
+      <w:bidi w:val="0"/>
+    </w:pPr>
+  </w:p>
+</w:ftr>
+</file>
+
+<file path=word/footer2.xml><?xml version="1.0" encoding="utf-8"?>
+<w:ftr xmlns:w14="http://schemas.microsoft.com/office/word/2010/wordml" xmlns:w="http://schemas.openxmlformats.org/wordprocessingml/2006/main">
+  <w:tbl>
+    <w:tblPr>
+      <w:tblStyle w:val="Tablanormal"/>
+      <w:bidiVisual w:val="0"/>
+      <w:tblW w:w="0" w:type="auto"/>
+      <w:tblLayout w:type="fixed"/>
+      <w:tblLook w:val="06A0" w:firstRow="1" w:lastRow="0" w:firstColumn="1" w:lastColumn="0" w:noHBand="1" w:noVBand="1"/>
+    </w:tblPr>
+    <w:tblGrid>
+      <w:gridCol w:w="2830"/>
+      <w:gridCol w:w="2830"/>
+      <w:gridCol w:w="2830"/>
+    </w:tblGrid>
+    <w:tr>
+      <w:trPr>
+        <w:trHeight w:val="300"/>
+      </w:trPr>
+      <w:tc>
+        <w:tcPr>
+          <w:tcW w:w="2830" w:type="dxa"/>
+          <w:tcMar/>
+        </w:tcPr>
+        <w:p>
+          <w:pPr>
+            <w:pStyle w:val="Header"/>
+            <w:bidi w:val="0"/>
+            <w:ind w:left="-115"/>
+            <w:jc w:val="left"/>
+          </w:pPr>
+        </w:p>
+      </w:tc>
+      <w:tc>
+        <w:tcPr>
+          <w:tcW w:w="2830" w:type="dxa"/>
+          <w:tcMar/>
+        </w:tcPr>
+        <w:p>
+          <w:pPr>
+            <w:pStyle w:val="Header"/>
+            <w:suppressLineNumbers w:val="0"/>
+            <w:bidi w:val="0"/>
+            <w:spacing w:before="0" w:beforeAutospacing="off" w:after="0" w:afterAutospacing="off" w:line="240" w:lineRule="auto"/>
+            <w:ind w:left="0" w:right="0"/>
+            <w:jc w:val="center"/>
+          </w:pPr>
+          <w:r>
+            <w:rPr/>
+            <w:t>SFML v3.0</w:t>
+          </w:r>
+        </w:p>
+      </w:tc>
+      <w:tc>
+        <w:tcPr>
+          <w:tcW w:w="2830" w:type="dxa"/>
+          <w:tcMar/>
+        </w:tcPr>
+        <w:p>
+          <w:pPr>
+            <w:pStyle w:val="Header"/>
+            <w:bidi w:val="0"/>
+            <w:ind w:right="-115"/>
+            <w:jc w:val="right"/>
+          </w:pPr>
+        </w:p>
+      </w:tc>
+    </w:tr>
+  </w:tbl>
+  <w:p>
+    <w:pPr>
+      <w:pStyle w:val="Footer"/>
+      <w:bidi w:val="0"/>
+    </w:pPr>
+  </w:p>
+</w:ftr>
+</file>
+
+<file path=word/header.xml><?xml version="1.0" encoding="utf-8"?>
+<w:hdr xmlns:w14="http://schemas.microsoft.com/office/word/2010/wordml" xmlns:w="http://schemas.openxmlformats.org/wordprocessingml/2006/main">
+  <w:tbl>
+    <w:tblPr>
+      <w:tblStyle w:val="Tablanormal"/>
+      <w:bidiVisual w:val="0"/>
+      <w:tblW w:w="0" w:type="auto"/>
+      <w:tblLayout w:type="fixed"/>
+      <w:tblLook w:val="06A0" w:firstRow="1" w:lastRow="0" w:firstColumn="1" w:lastColumn="0" w:noHBand="1" w:noVBand="1"/>
+    </w:tblPr>
+    <w:tblGrid>
+      <w:gridCol w:w="2830"/>
+      <w:gridCol w:w="2830"/>
+      <w:gridCol w:w="2830"/>
+    </w:tblGrid>
+    <w:tr>
+      <w:trPr>
+        <w:trHeight w:val="300"/>
+      </w:trPr>
+      <w:tc>
+        <w:tcPr>
+          <w:tcW w:w="2830" w:type="dxa"/>
+          <w:tcMar/>
+        </w:tcPr>
+        <w:p>
+          <w:pPr>
+            <w:pStyle w:val="Header"/>
+            <w:bidi w:val="0"/>
+            <w:ind w:left="-115"/>
+            <w:jc w:val="left"/>
+          </w:pPr>
+        </w:p>
+      </w:tc>
+      <w:tc>
+        <w:tcPr>
+          <w:tcW w:w="2830" w:type="dxa"/>
+          <w:tcMar/>
+        </w:tcPr>
+        <w:p>
+          <w:pPr>
+            <w:pStyle w:val="Header"/>
+            <w:bidi w:val="0"/>
+            <w:jc w:val="center"/>
+          </w:pPr>
+          <w:r>
+            <w:rPr/>
+            <w:t>Grupo 50</w:t>
+          </w:r>
+        </w:p>
+      </w:tc>
+      <w:tc>
+        <w:tcPr>
+          <w:tcW w:w="2830" w:type="dxa"/>
+          <w:tcMar/>
+        </w:tcPr>
+        <w:p>
+          <w:pPr>
+            <w:pStyle w:val="Header"/>
+            <w:bidi w:val="0"/>
+            <w:ind w:right="-115"/>
+            <w:jc w:val="right"/>
+          </w:pPr>
+        </w:p>
+      </w:tc>
+    </w:tr>
+  </w:tbl>
+  <w:p>
+    <w:pPr>
+      <w:pStyle w:val="Header"/>
+      <w:bidi w:val="0"/>
+    </w:pPr>
+  </w:p>
+</w:hdr>
+</file>
+
+<file path=word/header2.xml><?xml version="1.0" encoding="utf-8"?>
+<w:hdr xmlns:w14="http://schemas.microsoft.com/office/word/2010/wordml" xmlns:w="http://schemas.openxmlformats.org/wordprocessingml/2006/main">
+  <w:tbl>
+    <w:tblPr>
+      <w:tblStyle w:val="Tablanormal"/>
+      <w:bidiVisual w:val="0"/>
+      <w:tblW w:w="0" w:type="auto"/>
+      <w:tblLayout w:type="fixed"/>
+      <w:tblLook w:val="06A0" w:firstRow="1" w:lastRow="0" w:firstColumn="1" w:lastColumn="0" w:noHBand="1" w:noVBand="1"/>
+    </w:tblPr>
+    <w:tblGrid>
+      <w:gridCol w:w="2830"/>
+      <w:gridCol w:w="2830"/>
+      <w:gridCol w:w="2830"/>
+    </w:tblGrid>
+    <w:tr>
+      <w:trPr>
+        <w:trHeight w:val="300"/>
+      </w:trPr>
+      <w:tc>
+        <w:tcPr>
+          <w:tcW w:w="2830" w:type="dxa"/>
+          <w:tcMar/>
+        </w:tcPr>
+        <w:p>
+          <w:pPr>
+            <w:pStyle w:val="Header"/>
+            <w:bidi w:val="0"/>
+            <w:ind w:left="-115"/>
+            <w:jc w:val="left"/>
+          </w:pPr>
+          <w:r>
+            <w:rPr/>
+            <w:t>TP Integrador</w:t>
+          </w:r>
+        </w:p>
+      </w:tc>
+      <w:tc>
+        <w:tcPr>
+          <w:tcW w:w="2830" w:type="dxa"/>
+          <w:tcMar/>
+        </w:tcPr>
+        <w:p>
+          <w:pPr>
+            <w:pStyle w:val="Header"/>
+            <w:bidi w:val="0"/>
+            <w:jc w:val="center"/>
+          </w:pPr>
+        </w:p>
+      </w:tc>
+      <w:tc>
+        <w:tcPr>
+          <w:tcW w:w="2830" w:type="dxa"/>
+          <w:tcMar/>
+        </w:tcPr>
+        <w:p>
+          <w:pPr>
+            <w:pStyle w:val="Header"/>
+            <w:bidi w:val="0"/>
+            <w:ind w:right="-115"/>
+            <w:jc w:val="right"/>
+          </w:pPr>
+          <w:r>
+            <w:rPr/>
+            <w:t xml:space="preserve">UTN – </w:t>
+          </w:r>
+          <w:r>
+            <w:rPr/>
+            <w:t>Programación</w:t>
+          </w:r>
+          <w:r>
+            <w:rPr/>
+            <w:t xml:space="preserve"> II</w:t>
+          </w:r>
+        </w:p>
+      </w:tc>
+    </w:tr>
+  </w:tbl>
+  <w:p>
+    <w:pPr>
+      <w:pStyle w:val="Header"/>
+      <w:bidi w:val="0"/>
+    </w:pPr>
+  </w:p>
+</w:hdr>
+</file>
+
+<file path=word/numbering.xml><?xml version="1.0" encoding="utf-8"?>
+<w:numbering xmlns:w="http://schemas.openxmlformats.org/wordprocessingml/2006/main">
+  <w:abstractNum xmlns:w="http://schemas.openxmlformats.org/wordprocessingml/2006/main" w:abstractNumId="4">
+    <w:nsid w:val="60bf3204"/>
+    <w:multiLevelType xmlns:w="http://schemas.openxmlformats.org/wordprocessingml/2006/main" w:val="hybridMultilevel"/>
+    <w:lvl xmlns:w="http://schemas.openxmlformats.org/wordprocessingml/2006/main" w:ilvl="0">
+      <w:start w:val="1"/>
+      <w:numFmt w:val="bullet"/>
+      <w:lvlText w:val="-"/>
+      <w:lvlJc w:val="left"/>
+      <w:pPr>
+        <w:ind w:left="720" w:hanging="360"/>
+      </w:pPr>
+      <w:rPr>
+        <w:rFonts w:hint="default" w:ascii="Aptos" w:hAnsi="Aptos"/>
+      </w:rPr>
+    </w:lvl>
+    <w:lvl xmlns:w="http://schemas.openxmlformats.org/wordprocessingml/2006/main" w:ilvl="1">
+      <w:start w:val="1"/>
+      <w:numFmt w:val="bullet"/>
+      <w:lvlText w:val="o"/>
+      <w:lvlJc w:val="left"/>
+      <w:pPr>
+        <w:ind w:left="1440" w:hanging="360"/>
+      </w:pPr>
+      <w:rPr>
+        <w:rFonts w:hint="default" w:ascii="Courier New" w:hAnsi="Courier New"/>
+      </w:rPr>
+    </w:lvl>
+    <w:lvl xmlns:w="http://schemas.openxmlformats.org/wordprocessingml/2006/main" w:ilvl="2">
+      <w:start w:val="1"/>
+      <w:numFmt w:val="bullet"/>
+      <w:lvlText w:val=""/>
+      <w:lvlJc w:val="left"/>
+      <w:pPr>
+        <w:ind w:left="2160" w:hanging="360"/>
+      </w:pPr>
+      <w:rPr>
+        <w:rFonts w:hint="default" w:ascii="Wingdings" w:hAnsi="Wingdings"/>
+      </w:rPr>
+    </w:lvl>
+    <w:lvl xmlns:w="http://schemas.openxmlformats.org/wordprocessingml/2006/main" w:ilvl="3">
+      <w:start w:val="1"/>
+      <w:numFmt w:val="bullet"/>
+      <w:lvlText w:val=""/>
+      <w:lvlJc w:val="left"/>
+      <w:pPr>
+        <w:ind w:left="2880" w:hanging="360"/>
+      </w:pPr>
+      <w:rPr>
+        <w:rFonts w:hint="default" w:ascii="Symbol" w:hAnsi="Symbol"/>
+      </w:rPr>
+    </w:lvl>
+    <w:lvl xmlns:w="http://schemas.openxmlformats.org/wordprocessingml/2006/main" w:ilvl="4">
+      <w:start w:val="1"/>
+      <w:numFmt w:val="bullet"/>
+      <w:lvlText w:val="o"/>
+      <w:lvlJc w:val="left"/>
+      <w:pPr>
+        <w:ind w:left="3600" w:hanging="360"/>
+      </w:pPr>
+      <w:rPr>
+        <w:rFonts w:hint="default" w:ascii="Courier New" w:hAnsi="Courier New"/>
+      </w:rPr>
+    </w:lvl>
+    <w:lvl xmlns:w="http://schemas.openxmlformats.org/wordprocessingml/2006/main" w:ilvl="5">
+      <w:start w:val="1"/>
+      <w:numFmt w:val="bullet"/>
+      <w:lvlText w:val=""/>
+      <w:lvlJc w:val="left"/>
+      <w:pPr>
+        <w:ind w:left="4320" w:hanging="360"/>
+      </w:pPr>
+      <w:rPr>
+        <w:rFonts w:hint="default" w:ascii="Wingdings" w:hAnsi="Wingdings"/>
+      </w:rPr>
+    </w:lvl>
+    <w:lvl xmlns:w="http://schemas.openxmlformats.org/wordprocessingml/2006/main" w:ilvl="6">
+      <w:start w:val="1"/>
+      <w:numFmt w:val="bullet"/>
+      <w:lvlText w:val=""/>
+      <w:lvlJc w:val="left"/>
+      <w:pPr>
+        <w:ind w:left="5040" w:hanging="360"/>
+      </w:pPr>
+      <w:rPr>
+        <w:rFonts w:hint="default" w:ascii="Symbol" w:hAnsi="Symbol"/>
+      </w:rPr>
+    </w:lvl>
+    <w:lvl xmlns:w="http://schemas.openxmlformats.org/wordprocessingml/2006/main" w:ilvl="7">
+      <w:start w:val="1"/>
+      <w:numFmt w:val="bullet"/>
+      <w:lvlText w:val="o"/>
+      <w:lvlJc w:val="left"/>
+      <w:pPr>
+        <w:ind w:left="5760" w:hanging="360"/>
+      </w:pPr>
+      <w:rPr>
+        <w:rFonts w:hint="default" w:ascii="Courier New" w:hAnsi="Courier New"/>
+      </w:rPr>
+    </w:lvl>
+    <w:lvl xmlns:w="http://schemas.openxmlformats.org/wordprocessingml/2006/main" w:ilvl="8">
+      <w:start w:val="1"/>
+      <w:numFmt w:val="bullet"/>
+      <w:lvlText w:val=""/>
+      <w:lvlJc w:val="left"/>
+      <w:pPr>
+        <w:ind w:left="6480" w:hanging="360"/>
+      </w:pPr>
+      <w:rPr>
+        <w:rFonts w:hint="default" w:ascii="Wingdings" w:hAnsi="Wingdings"/>
+      </w:rPr>
+    </w:lvl>
+  </w:abstractNum>
+  <w:abstractNum xmlns:w="http://schemas.openxmlformats.org/wordprocessingml/2006/main" w:abstractNumId="3">
+    <w:nsid w:val="56740e6f"/>
+    <w:multiLevelType xmlns:w="http://schemas.openxmlformats.org/wordprocessingml/2006/main" w:val="hybridMultilevel"/>
+    <w:lvl xmlns:w="http://schemas.openxmlformats.org/wordprocessingml/2006/main" w:ilvl="0">
+      <w:start w:val="1"/>
+      <w:numFmt w:val="bullet"/>
+      <w:lvlText w:val="-"/>
+      <w:lvlJc w:val="left"/>
+      <w:pPr>
+        <w:ind w:left="720" w:hanging="360"/>
+      </w:pPr>
+      <w:rPr>
+        <w:rFonts w:hint="default" w:ascii="Aptos" w:hAnsi="Aptos"/>
+      </w:rPr>
+    </w:lvl>
+    <w:lvl xmlns:w="http://schemas.openxmlformats.org/wordprocessingml/2006/main" w:ilvl="1">
+      <w:start w:val="1"/>
+      <w:numFmt w:val="bullet"/>
+      <w:lvlText w:val="o"/>
+      <w:lvlJc w:val="left"/>
+      <w:pPr>
+        <w:ind w:left="1440" w:hanging="360"/>
+      </w:pPr>
+      <w:rPr>
+        <w:rFonts w:hint="default" w:ascii="Courier New" w:hAnsi="Courier New"/>
+      </w:rPr>
+    </w:lvl>
+    <w:lvl xmlns:w="http://schemas.openxmlformats.org/wordprocessingml/2006/main" w:ilvl="2">
+      <w:start w:val="1"/>
+      <w:numFmt w:val="bullet"/>
+      <w:lvlText w:val=""/>
+      <w:lvlJc w:val="left"/>
+      <w:pPr>
+        <w:ind w:left="2160" w:hanging="360"/>
+      </w:pPr>
+      <w:rPr>
+        <w:rFonts w:hint="default" w:ascii="Wingdings" w:hAnsi="Wingdings"/>
+      </w:rPr>
+    </w:lvl>
+    <w:lvl xmlns:w="http://schemas.openxmlformats.org/wordprocessingml/2006/main" w:ilvl="3">
+      <w:start w:val="1"/>
+      <w:numFmt w:val="bullet"/>
+      <w:lvlText w:val=""/>
+      <w:lvlJc w:val="left"/>
+      <w:pPr>
+        <w:ind w:left="2880" w:hanging="360"/>
+      </w:pPr>
+      <w:rPr>
+        <w:rFonts w:hint="default" w:ascii="Symbol" w:hAnsi="Symbol"/>
+      </w:rPr>
+    </w:lvl>
+    <w:lvl xmlns:w="http://schemas.openxmlformats.org/wordprocessingml/2006/main" w:ilvl="4">
+      <w:start w:val="1"/>
+      <w:numFmt w:val="bullet"/>
+      <w:lvlText w:val="o"/>
+      <w:lvlJc w:val="left"/>
+      <w:pPr>
+        <w:ind w:left="3600" w:hanging="360"/>
+      </w:pPr>
+      <w:rPr>
+        <w:rFonts w:hint="default" w:ascii="Courier New" w:hAnsi="Courier New"/>
+      </w:rPr>
+    </w:lvl>
+    <w:lvl xmlns:w="http://schemas.openxmlformats.org/wordprocessingml/2006/main" w:ilvl="5">
+      <w:start w:val="1"/>
+      <w:numFmt w:val="bullet"/>
+      <w:lvlText w:val=""/>
+      <w:lvlJc w:val="left"/>
+      <w:pPr>
+        <w:ind w:left="4320" w:hanging="360"/>
+      </w:pPr>
+      <w:rPr>
+        <w:rFonts w:hint="default" w:ascii="Wingdings" w:hAnsi="Wingdings"/>
+      </w:rPr>
+    </w:lvl>
+    <w:lvl xmlns:w="http://schemas.openxmlformats.org/wordprocessingml/2006/main" w:ilvl="6">
+      <w:start w:val="1"/>
+      <w:numFmt w:val="bullet"/>
+      <w:lvlText w:val=""/>
+      <w:lvlJc w:val="left"/>
+      <w:pPr>
+        <w:ind w:left="5040" w:hanging="360"/>
+      </w:pPr>
+      <w:rPr>
+        <w:rFonts w:hint="default" w:ascii="Symbol" w:hAnsi="Symbol"/>
+      </w:rPr>
+    </w:lvl>
+    <w:lvl xmlns:w="http://schemas.openxmlformats.org/wordprocessingml/2006/main" w:ilvl="7">
+      <w:start w:val="1"/>
+      <w:numFmt w:val="bullet"/>
+      <w:lvlText w:val="o"/>
+      <w:lvlJc w:val="left"/>
+      <w:pPr>
+        <w:ind w:left="5760" w:hanging="360"/>
+      </w:pPr>
+      <w:rPr>
+        <w:rFonts w:hint="default" w:ascii="Courier New" w:hAnsi="Courier New"/>
+      </w:rPr>
+    </w:lvl>
+    <w:lvl xmlns:w="http://schemas.openxmlformats.org/wordprocessingml/2006/main" w:ilvl="8">
+      <w:start w:val="1"/>
+      <w:numFmt w:val="bullet"/>
+      <w:lvlText w:val=""/>
+      <w:lvlJc w:val="left"/>
+      <w:pPr>
+        <w:ind w:left="6480" w:hanging="360"/>
+      </w:pPr>
+      <w:rPr>
+        <w:rFonts w:hint="default" w:ascii="Wingdings" w:hAnsi="Wingdings"/>
+      </w:rPr>
+    </w:lvl>
+  </w:abstractNum>
+  <w:abstractNum xmlns:w="http://schemas.openxmlformats.org/wordprocessingml/2006/main" w:abstractNumId="2">
+    <w:nsid w:val="697a0ce5"/>
+    <w:multiLevelType xmlns:w="http://schemas.openxmlformats.org/wordprocessingml/2006/main" w:val="hybridMultilevel"/>
+    <w:lvl xmlns:w="http://schemas.openxmlformats.org/wordprocessingml/2006/main" w:ilvl="0">
+      <w:start w:val="1"/>
+      <w:numFmt w:val="bullet"/>
+      <w:lvlText w:val="-"/>
+      <w:lvlJc w:val="left"/>
+      <w:pPr>
+        <w:ind w:left="720" w:hanging="360"/>
+      </w:pPr>
+      <w:rPr>
+        <w:rFonts w:hint="default" w:ascii="Aptos" w:hAnsi="Aptos"/>
+      </w:rPr>
+    </w:lvl>
+    <w:lvl xmlns:w="http://schemas.openxmlformats.org/wordprocessingml/2006/main" w:ilvl="1">
+      <w:start w:val="1"/>
+      <w:numFmt w:val="bullet"/>
+      <w:lvlText w:val="o"/>
+      <w:lvlJc w:val="left"/>
+      <w:pPr>
+        <w:ind w:left="1440" w:hanging="360"/>
+      </w:pPr>
+      <w:rPr>
+        <w:rFonts w:hint="default" w:ascii="Courier New" w:hAnsi="Courier New"/>
+      </w:rPr>
+    </w:lvl>
+    <w:lvl xmlns:w="http://schemas.openxmlformats.org/wordprocessingml/2006/main" w:ilvl="2">
+      <w:start w:val="1"/>
+      <w:numFmt w:val="bullet"/>
+      <w:lvlText w:val=""/>
+      <w:lvlJc w:val="left"/>
+      <w:pPr>
+        <w:ind w:left="2160" w:hanging="360"/>
+      </w:pPr>
+      <w:rPr>
+        <w:rFonts w:hint="default" w:ascii="Wingdings" w:hAnsi="Wingdings"/>
+      </w:rPr>
+    </w:lvl>
+    <w:lvl xmlns:w="http://schemas.openxmlformats.org/wordprocessingml/2006/main" w:ilvl="3">
+      <w:start w:val="1"/>
+      <w:numFmt w:val="bullet"/>
+      <w:lvlText w:val=""/>
+      <w:lvlJc w:val="left"/>
+      <w:pPr>
+        <w:ind w:left="2880" w:hanging="360"/>
+      </w:pPr>
+      <w:rPr>
+        <w:rFonts w:hint="default" w:ascii="Symbol" w:hAnsi="Symbol"/>
+      </w:rPr>
+    </w:lvl>
+    <w:lvl xmlns:w="http://schemas.openxmlformats.org/wordprocessingml/2006/main" w:ilvl="4">
+      <w:start w:val="1"/>
+      <w:numFmt w:val="bullet"/>
+      <w:lvlText w:val="o"/>
+      <w:lvlJc w:val="left"/>
+      <w:pPr>
+        <w:ind w:left="3600" w:hanging="360"/>
+      </w:pPr>
+      <w:rPr>
+        <w:rFonts w:hint="default" w:ascii="Courier New" w:hAnsi="Courier New"/>
+      </w:rPr>
+    </w:lvl>
+    <w:lvl xmlns:w="http://schemas.openxmlformats.org/wordprocessingml/2006/main" w:ilvl="5">
+      <w:start w:val="1"/>
+      <w:numFmt w:val="bullet"/>
+      <w:lvlText w:val=""/>
+      <w:lvlJc w:val="left"/>
+      <w:pPr>
+        <w:ind w:left="4320" w:hanging="360"/>
+      </w:pPr>
+      <w:rPr>
+        <w:rFonts w:hint="default" w:ascii="Wingdings" w:hAnsi="Wingdings"/>
+      </w:rPr>
+    </w:lvl>
+    <w:lvl xmlns:w="http://schemas.openxmlformats.org/wordprocessingml/2006/main" w:ilvl="6">
+      <w:start w:val="1"/>
+      <w:numFmt w:val="bullet"/>
+      <w:lvlText w:val=""/>
+      <w:lvlJc w:val="left"/>
+      <w:pPr>
+        <w:ind w:left="5040" w:hanging="360"/>
+      </w:pPr>
+      <w:rPr>
+        <w:rFonts w:hint="default" w:ascii="Symbol" w:hAnsi="Symbol"/>
+      </w:rPr>
+    </w:lvl>
+    <w:lvl xmlns:w="http://schemas.openxmlformats.org/wordprocessingml/2006/main" w:ilvl="7">
+      <w:start w:val="1"/>
+      <w:numFmt w:val="bullet"/>
+      <w:lvlText w:val="o"/>
+      <w:lvlJc w:val="left"/>
+      <w:pPr>
+        <w:ind w:left="5760" w:hanging="360"/>
+      </w:pPr>
+      <w:rPr>
+        <w:rFonts w:hint="default" w:ascii="Courier New" w:hAnsi="Courier New"/>
+      </w:rPr>
+    </w:lvl>
+    <w:lvl xmlns:w="http://schemas.openxmlformats.org/wordprocessingml/2006/main" w:ilvl="8">
+      <w:start w:val="1"/>
+      <w:numFmt w:val="bullet"/>
+      <w:lvlText w:val=""/>
+      <w:lvlJc w:val="left"/>
+      <w:pPr>
+        <w:ind w:left="6480" w:hanging="360"/>
+      </w:pPr>
+      <w:rPr>
+        <w:rFonts w:hint="default" w:ascii="Wingdings" w:hAnsi="Wingdings"/>
+      </w:rPr>
+    </w:lvl>
+  </w:abstractNum>
+  <w:abstractNum xmlns:w="http://schemas.openxmlformats.org/wordprocessingml/2006/main" w:abstractNumId="1">
+    <w:nsid w:val="592232f4"/>
+    <w:multiLevelType xmlns:w="http://schemas.openxmlformats.org/wordprocessingml/2006/main" w:val="hybridMultilevel"/>
+    <w:lvl xmlns:w="http://schemas.openxmlformats.org/wordprocessingml/2006/main" w:ilvl="0">
+      <w:start w:val="1"/>
+      <w:numFmt w:val="bullet"/>
+      <w:lvlText w:val="-"/>
+      <w:lvlJc w:val="left"/>
+      <w:pPr>
+        <w:ind w:left="720" w:hanging="360"/>
+      </w:pPr>
+      <w:rPr>
+        <w:rFonts w:hint="default" w:ascii="Aptos" w:hAnsi="Aptos"/>
+      </w:rPr>
+    </w:lvl>
+    <w:lvl xmlns:w="http://schemas.openxmlformats.org/wordprocessingml/2006/main" w:ilvl="1">
+      <w:start w:val="1"/>
+      <w:numFmt w:val="bullet"/>
+      <w:lvlText w:val="o"/>
+      <w:lvlJc w:val="left"/>
+      <w:pPr>
+        <w:ind w:left="1440" w:hanging="360"/>
+      </w:pPr>
+      <w:rPr>
+        <w:rFonts w:hint="default" w:ascii="Courier New" w:hAnsi="Courier New"/>
+      </w:rPr>
+    </w:lvl>
+    <w:lvl xmlns:w="http://schemas.openxmlformats.org/wordprocessingml/2006/main" w:ilvl="2">
+      <w:start w:val="1"/>
+      <w:numFmt w:val="bullet"/>
+      <w:lvlText w:val=""/>
+      <w:lvlJc w:val="left"/>
+      <w:pPr>
+        <w:ind w:left="2160" w:hanging="360"/>
+      </w:pPr>
+      <w:rPr>
+        <w:rFonts w:hint="default" w:ascii="Wingdings" w:hAnsi="Wingdings"/>
+      </w:rPr>
+    </w:lvl>
+    <w:lvl xmlns:w="http://schemas.openxmlformats.org/wordprocessingml/2006/main" w:ilvl="3">
+      <w:start w:val="1"/>
+      <w:numFmt w:val="bullet"/>
+      <w:lvlText w:val=""/>
+      <w:lvlJc w:val="left"/>
+      <w:pPr>
+        <w:ind w:left="2880" w:hanging="360"/>
+      </w:pPr>
+      <w:rPr>
+        <w:rFonts w:hint="default" w:ascii="Symbol" w:hAnsi="Symbol"/>
+      </w:rPr>
+    </w:lvl>
+    <w:lvl xmlns:w="http://schemas.openxmlformats.org/wordprocessingml/2006/main" w:ilvl="4">
+      <w:start w:val="1"/>
+      <w:numFmt w:val="bullet"/>
+      <w:lvlText w:val="o"/>
+      <w:lvlJc w:val="left"/>
+      <w:pPr>
+        <w:ind w:left="3600" w:hanging="360"/>
+      </w:pPr>
+      <w:rPr>
+        <w:rFonts w:hint="default" w:ascii="Courier New" w:hAnsi="Courier New"/>
+      </w:rPr>
+    </w:lvl>
+    <w:lvl xmlns:w="http://schemas.openxmlformats.org/wordprocessingml/2006/main" w:ilvl="5">
+      <w:start w:val="1"/>
+      <w:numFmt w:val="bullet"/>
+      <w:lvlText w:val=""/>
+      <w:lvlJc w:val="left"/>
+      <w:pPr>
+        <w:ind w:left="4320" w:hanging="360"/>
+      </w:pPr>
+      <w:rPr>
+        <w:rFonts w:hint="default" w:ascii="Wingdings" w:hAnsi="Wingdings"/>
+      </w:rPr>
+    </w:lvl>
+    <w:lvl xmlns:w="http://schemas.openxmlformats.org/wordprocessingml/2006/main" w:ilvl="6">
+      <w:start w:val="1"/>
+      <w:numFmt w:val="bullet"/>
+      <w:lvlText w:val=""/>
+      <w:lvlJc w:val="left"/>
+      <w:pPr>
+        <w:ind w:left="5040" w:hanging="360"/>
+      </w:pPr>
+      <w:rPr>
+        <w:rFonts w:hint="default" w:ascii="Symbol" w:hAnsi="Symbol"/>
+      </w:rPr>
+    </w:lvl>
+    <w:lvl xmlns:w="http://schemas.openxmlformats.org/wordprocessingml/2006/main" w:ilvl="7">
+      <w:start w:val="1"/>
+      <w:numFmt w:val="bullet"/>
+      <w:lvlText w:val="o"/>
+      <w:lvlJc w:val="left"/>
+      <w:pPr>
+        <w:ind w:left="5760" w:hanging="360"/>
+      </w:pPr>
+      <w:rPr>
+        <w:rFonts w:hint="default" w:ascii="Courier New" w:hAnsi="Courier New"/>
+      </w:rPr>
+    </w:lvl>
+    <w:lvl xmlns:w="http://schemas.openxmlformats.org/wordprocessingml/2006/main" w:ilvl="8">
+      <w:start w:val="1"/>
+      <w:numFmt w:val="bullet"/>
+      <w:lvlText w:val=""/>
+      <w:lvlJc w:val="left"/>
+      <w:pPr>
+        <w:ind w:left="6480" w:hanging="360"/>
+      </w:pPr>
+      <w:rPr>
+        <w:rFonts w:hint="default" w:ascii="Wingdings" w:hAnsi="Wingdings"/>
+      </w:rPr>
+    </w:lvl>
+  </w:abstractNum>
+  <w:num w:numId="4">
+    <w:abstractNumId w:val="4"/>
+  </w:num>
+  <w:num w:numId="3">
+    <w:abstractNumId w:val="3"/>
+  </w:num>
+  <w:num w:numId="2">
+    <w:abstractNumId w:val="2"/>
+  </w:num>
+  <w:num w:numId="1">
+    <w:abstractNumId w:val="1"/>
+  </w:num>
+</w:numbering>
 </file>
 
 <file path=word/styles.xml><?xml version="1.0" encoding="utf-8"?>
@@ -1742,6 +3623,60 @@
       <w:spacing w:after="0" w:line="240" w:lineRule="auto"/>
     </w:pPr>
   </w:style>
+  <w:style w:type="paragraph" w:styleId="Header">
+    <w:uiPriority w:val="99"/>
+    <w:name w:val="header"/>
+    <w:basedOn w:val="Normal"/>
+    <w:unhideWhenUsed/>
+    <w:rsid w:val="1CAD5784"/>
+    <w:pPr>
+      <w:tabs>
+        <w:tab w:val="center" w:leader="none" w:pos="4680"/>
+        <w:tab w:val="right" w:leader="none" w:pos="9360"/>
+      </w:tabs>
+      <w:spacing w:after="0" w:line="240" w:lineRule="auto"/>
+    </w:pPr>
+  </w:style>
+  <w:style w:type="paragraph" w:styleId="Footer">
+    <w:uiPriority w:val="99"/>
+    <w:name w:val="footer"/>
+    <w:basedOn w:val="Normal"/>
+    <w:unhideWhenUsed/>
+    <w:rsid w:val="1CAD5784"/>
+    <w:pPr>
+      <w:tabs>
+        <w:tab w:val="center" w:leader="none" w:pos="4680"/>
+        <w:tab w:val="right" w:leader="none" w:pos="9360"/>
+      </w:tabs>
+      <w:spacing w:after="0" w:line="240" w:lineRule="auto"/>
+    </w:pPr>
+  </w:style>
+  <w:style xmlns:w="http://schemas.openxmlformats.org/wordprocessingml/2006/main" w:type="table" w:styleId="TableGrid">
+    <w:name xmlns:w="http://schemas.openxmlformats.org/wordprocessingml/2006/main" w:val="Table Grid"/>
+    <w:basedOn xmlns:w="http://schemas.openxmlformats.org/wordprocessingml/2006/main" w:val="Tablanormal"/>
+    <w:uiPriority xmlns:w="http://schemas.openxmlformats.org/wordprocessingml/2006/main" w:val="59"/>
+    <w:rsid xmlns:w="http://schemas.openxmlformats.org/wordprocessingml/2006/main" w:val="00FB4123"/>
+    <w:pPr xmlns:w="http://schemas.openxmlformats.org/wordprocessingml/2006/main">
+      <w:spacing w:after="0" w:line="240" w:lineRule="auto"/>
+    </w:pPr>
+    <w:tblPr xmlns:w="http://schemas.openxmlformats.org/wordprocessingml/2006/main">
+      <w:tblInd w:w="0" w:type="dxa"/>
+      <w:tblBorders>
+        <w:top w:val="single" w:color="000000" w:themeColor="text1" w:sz="4" w:space="0"/>
+        <w:left w:val="single" w:color="000000" w:themeColor="text1" w:sz="4" w:space="0"/>
+        <w:bottom w:val="single" w:color="000000" w:themeColor="text1" w:sz="4" w:space="0"/>
+        <w:right w:val="single" w:color="000000" w:themeColor="text1" w:sz="4" w:space="0"/>
+        <w:insideH w:val="single" w:color="000000" w:themeColor="text1" w:sz="4" w:space="0"/>
+        <w:insideV w:val="single" w:color="000000" w:themeColor="text1" w:sz="4" w:space="0"/>
+      </w:tblBorders>
+      <w:tblCellMar>
+        <w:top w:w="0" w:type="dxa"/>
+        <w:left w:w="108" w:type="dxa"/>
+        <w:bottom w:w="0" w:type="dxa"/>
+        <w:right w:w="108" w:type="dxa"/>
+      </w:tblCellMar>
+    </w:tblPr>
+  </w:style>
 </w:styles>
 </file>
 
